--- a/gates/design/VLMS_LLD.docx
+++ b/gates/design/VLMS_LLD.docx
@@ -718,8 +718,7 @@
           <w:rFonts w:ascii="Arial" w:hAnsi="Arial"/>
           <w:b w:val="0"/>
           <w:i/>
-          <w:color w:val="6B7280"/>
-          <w:sz w:val="20"/>
+          <w:sz w:val="22"/>
         </w:rPr>
         <w:t>Satisfies: ISO/IEC/IEEE 42010:2022. Data model kept identical to the data requirements referenced by VLMS-SRS.</w:t>
       </w:r>
@@ -1010,7 +1009,7 @@
       <w:tr>
         <w:tc>
           <w:tcPr>
-            <w:tcW w:type="dxa" w:w="1750"/>
+            <w:tcW w:type="dxa" w:w="1700"/>
             <w:shd w:val="clear" w:color="auto" w:fill="374151"/>
           </w:tcPr>
           <w:p>
@@ -1030,7 +1029,7 @@
         </w:tc>
         <w:tc>
           <w:tcPr>
-            <w:tcW w:type="dxa" w:w="3400"/>
+            <w:tcW w:type="dxa" w:w="3200"/>
             <w:shd w:val="clear" w:color="auto" w:fill="374151"/>
           </w:tcPr>
           <w:p>
@@ -1050,7 +1049,7 @@
         </w:tc>
         <w:tc>
           <w:tcPr>
-            <w:tcW w:type="dxa" w:w="3876"/>
+            <w:tcW w:type="dxa" w:w="4126"/>
             <w:shd w:val="clear" w:color="auto" w:fill="374151"/>
           </w:tcPr>
           <w:p>
@@ -1072,7 +1071,7 @@
       <w:tr>
         <w:tc>
           <w:tcPr>
-            <w:tcW w:type="dxa" w:w="1750"/>
+            <w:tcW w:type="dxa" w:w="1700"/>
             <w:shd w:val="clear" w:color="auto" w:fill="F3F4F6"/>
           </w:tcPr>
           <w:p>
@@ -1090,7 +1089,7 @@
         </w:tc>
         <w:tc>
           <w:tcPr>
-            <w:tcW w:type="dxa" w:w="3400"/>
+            <w:tcW w:type="dxa" w:w="3200"/>
             <w:shd w:val="clear" w:color="auto" w:fill="F3F4F6"/>
           </w:tcPr>
           <w:p>
@@ -1108,7 +1107,7 @@
         </w:tc>
         <w:tc>
           <w:tcPr>
-            <w:tcW w:type="dxa" w:w="3876"/>
+            <w:tcW w:type="dxa" w:w="4126"/>
             <w:shd w:val="clear" w:color="auto" w:fill="F3F4F6"/>
           </w:tcPr>
           <w:p>
@@ -1128,7 +1127,7 @@
       <w:tr>
         <w:tc>
           <w:tcPr>
-            <w:tcW w:type="dxa" w:w="1750"/>
+            <w:tcW w:type="dxa" w:w="1700"/>
             <w:shd w:val="clear" w:color="auto" w:fill="FFFFFF"/>
           </w:tcPr>
           <w:p>
@@ -1146,7 +1145,7 @@
         </w:tc>
         <w:tc>
           <w:tcPr>
-            <w:tcW w:type="dxa" w:w="3400"/>
+            <w:tcW w:type="dxa" w:w="3200"/>
             <w:shd w:val="clear" w:color="auto" w:fill="FFFFFF"/>
           </w:tcPr>
           <w:p>
@@ -1164,7 +1163,7 @@
         </w:tc>
         <w:tc>
           <w:tcPr>
-            <w:tcW w:type="dxa" w:w="3876"/>
+            <w:tcW w:type="dxa" w:w="4126"/>
             <w:shd w:val="clear" w:color="auto" w:fill="FFFFFF"/>
           </w:tcPr>
           <w:p>
@@ -1184,7 +1183,7 @@
       <w:tr>
         <w:tc>
           <w:tcPr>
-            <w:tcW w:type="dxa" w:w="1750"/>
+            <w:tcW w:type="dxa" w:w="1700"/>
             <w:shd w:val="clear" w:color="auto" w:fill="F3F4F6"/>
           </w:tcPr>
           <w:p>
@@ -1202,7 +1201,7 @@
         </w:tc>
         <w:tc>
           <w:tcPr>
-            <w:tcW w:type="dxa" w:w="3400"/>
+            <w:tcW w:type="dxa" w:w="3200"/>
             <w:shd w:val="clear" w:color="auto" w:fill="F3F4F6"/>
           </w:tcPr>
           <w:p>
@@ -1220,7 +1219,7 @@
         </w:tc>
         <w:tc>
           <w:tcPr>
-            <w:tcW w:type="dxa" w:w="3876"/>
+            <w:tcW w:type="dxa" w:w="4126"/>
             <w:shd w:val="clear" w:color="auto" w:fill="F3F4F6"/>
           </w:tcPr>
           <w:p>
@@ -1240,7 +1239,7 @@
       <w:tr>
         <w:tc>
           <w:tcPr>
-            <w:tcW w:type="dxa" w:w="1750"/>
+            <w:tcW w:type="dxa" w:w="1700"/>
             <w:shd w:val="clear" w:color="auto" w:fill="FFFFFF"/>
           </w:tcPr>
           <w:p>
@@ -1258,7 +1257,7 @@
         </w:tc>
         <w:tc>
           <w:tcPr>
-            <w:tcW w:type="dxa" w:w="3400"/>
+            <w:tcW w:type="dxa" w:w="3200"/>
             <w:shd w:val="clear" w:color="auto" w:fill="FFFFFF"/>
           </w:tcPr>
           <w:p>
@@ -1276,7 +1275,7 @@
         </w:tc>
         <w:tc>
           <w:tcPr>
-            <w:tcW w:type="dxa" w:w="3876"/>
+            <w:tcW w:type="dxa" w:w="4126"/>
             <w:shd w:val="clear" w:color="auto" w:fill="FFFFFF"/>
           </w:tcPr>
           <w:p>
@@ -1296,7 +1295,7 @@
       <w:tr>
         <w:tc>
           <w:tcPr>
-            <w:tcW w:type="dxa" w:w="1750"/>
+            <w:tcW w:type="dxa" w:w="1700"/>
             <w:shd w:val="clear" w:color="auto" w:fill="F3F4F6"/>
           </w:tcPr>
           <w:p>
@@ -1314,7 +1313,7 @@
         </w:tc>
         <w:tc>
           <w:tcPr>
-            <w:tcW w:type="dxa" w:w="3400"/>
+            <w:tcW w:type="dxa" w:w="3200"/>
             <w:shd w:val="clear" w:color="auto" w:fill="F3F4F6"/>
           </w:tcPr>
           <w:p>
@@ -1332,7 +1331,7 @@
         </w:tc>
         <w:tc>
           <w:tcPr>
-            <w:tcW w:type="dxa" w:w="3876"/>
+            <w:tcW w:type="dxa" w:w="4126"/>
             <w:shd w:val="clear" w:color="auto" w:fill="F3F4F6"/>
           </w:tcPr>
           <w:p>
@@ -1351,7 +1350,7 @@
       <w:tr>
         <w:tc>
           <w:tcPr>
-            <w:tcW w:type="dxa" w:w="1750"/>
+            <w:tcW w:type="dxa" w:w="1700"/>
             <w:shd w:val="clear" w:color="auto" w:fill="FFFFFF"/>
           </w:tcPr>
           <w:p>
@@ -1369,7 +1368,7 @@
         </w:tc>
         <w:tc>
           <w:tcPr>
-            <w:tcW w:type="dxa" w:w="3400"/>
+            <w:tcW w:type="dxa" w:w="3200"/>
             <w:shd w:val="clear" w:color="auto" w:fill="FFFFFF"/>
           </w:tcPr>
           <w:p>
@@ -1387,7 +1386,7 @@
         </w:tc>
         <w:tc>
           <w:tcPr>
-            <w:tcW w:type="dxa" w:w="3876"/>
+            <w:tcW w:type="dxa" w:w="4126"/>
             <w:shd w:val="clear" w:color="auto" w:fill="FFFFFF"/>
           </w:tcPr>
           <w:p>
@@ -1407,7 +1406,7 @@
       <w:tr>
         <w:tc>
           <w:tcPr>
-            <w:tcW w:type="dxa" w:w="1750"/>
+            <w:tcW w:type="dxa" w:w="1700"/>
             <w:shd w:val="clear" w:color="auto" w:fill="F3F4F6"/>
           </w:tcPr>
           <w:p>
@@ -1425,7 +1424,7 @@
         </w:tc>
         <w:tc>
           <w:tcPr>
-            <w:tcW w:type="dxa" w:w="3400"/>
+            <w:tcW w:type="dxa" w:w="3200"/>
             <w:shd w:val="clear" w:color="auto" w:fill="F3F4F6"/>
           </w:tcPr>
           <w:p>
@@ -1443,7 +1442,7 @@
         </w:tc>
         <w:tc>
           <w:tcPr>
-            <w:tcW w:type="dxa" w:w="3876"/>
+            <w:tcW w:type="dxa" w:w="4126"/>
             <w:shd w:val="clear" w:color="auto" w:fill="F3F4F6"/>
           </w:tcPr>
           <w:p>
@@ -1463,7 +1462,7 @@
       <w:tr>
         <w:tc>
           <w:tcPr>
-            <w:tcW w:type="dxa" w:w="1750"/>
+            <w:tcW w:type="dxa" w:w="1700"/>
             <w:shd w:val="clear" w:color="auto" w:fill="FFFFFF"/>
           </w:tcPr>
           <w:p>
@@ -1481,7 +1480,7 @@
         </w:tc>
         <w:tc>
           <w:tcPr>
-            <w:tcW w:type="dxa" w:w="3400"/>
+            <w:tcW w:type="dxa" w:w="3200"/>
             <w:shd w:val="clear" w:color="auto" w:fill="FFFFFF"/>
           </w:tcPr>
           <w:p>
@@ -1499,7 +1498,7 @@
         </w:tc>
         <w:tc>
           <w:tcPr>
-            <w:tcW w:type="dxa" w:w="3876"/>
+            <w:tcW w:type="dxa" w:w="4126"/>
             <w:shd w:val="clear" w:color="auto" w:fill="FFFFFF"/>
           </w:tcPr>
           <w:p>
@@ -1519,7 +1518,7 @@
       <w:tr>
         <w:tc>
           <w:tcPr>
-            <w:tcW w:type="dxa" w:w="1750"/>
+            <w:tcW w:type="dxa" w:w="1700"/>
             <w:shd w:val="clear" w:color="auto" w:fill="F3F4F6"/>
           </w:tcPr>
           <w:p>
@@ -1537,7 +1536,7 @@
         </w:tc>
         <w:tc>
           <w:tcPr>
-            <w:tcW w:type="dxa" w:w="3400"/>
+            <w:tcW w:type="dxa" w:w="3200"/>
             <w:shd w:val="clear" w:color="auto" w:fill="F3F4F6"/>
           </w:tcPr>
           <w:p>
@@ -1555,7 +1554,7 @@
         </w:tc>
         <w:tc>
           <w:tcPr>
-            <w:tcW w:type="dxa" w:w="3876"/>
+            <w:tcW w:type="dxa" w:w="4126"/>
             <w:shd w:val="clear" w:color="auto" w:fill="F3F4F6"/>
           </w:tcPr>
           <w:p>
@@ -1575,7 +1574,7 @@
       <w:tr>
         <w:tc>
           <w:tcPr>
-            <w:tcW w:type="dxa" w:w="1750"/>
+            <w:tcW w:type="dxa" w:w="1700"/>
             <w:shd w:val="clear" w:color="auto" w:fill="FFFFFF"/>
           </w:tcPr>
           <w:p>
@@ -1593,7 +1592,7 @@
         </w:tc>
         <w:tc>
           <w:tcPr>
-            <w:tcW w:type="dxa" w:w="3400"/>
+            <w:tcW w:type="dxa" w:w="3200"/>
             <w:shd w:val="clear" w:color="auto" w:fill="FFFFFF"/>
           </w:tcPr>
           <w:p>
@@ -1611,7 +1610,7 @@
         </w:tc>
         <w:tc>
           <w:tcPr>
-            <w:tcW w:type="dxa" w:w="3876"/>
+            <w:tcW w:type="dxa" w:w="4126"/>
             <w:shd w:val="clear" w:color="auto" w:fill="FFFFFF"/>
           </w:tcPr>
           <w:p>
@@ -1631,7 +1630,7 @@
       <w:tr>
         <w:tc>
           <w:tcPr>
-            <w:tcW w:type="dxa" w:w="1750"/>
+            <w:tcW w:type="dxa" w:w="1700"/>
             <w:shd w:val="clear" w:color="auto" w:fill="F3F4F6"/>
           </w:tcPr>
           <w:p>
@@ -1649,7 +1648,7 @@
         </w:tc>
         <w:tc>
           <w:tcPr>
-            <w:tcW w:type="dxa" w:w="3400"/>
+            <w:tcW w:type="dxa" w:w="3200"/>
             <w:shd w:val="clear" w:color="auto" w:fill="F3F4F6"/>
           </w:tcPr>
           <w:p>
@@ -1667,7 +1666,7 @@
         </w:tc>
         <w:tc>
           <w:tcPr>
-            <w:tcW w:type="dxa" w:w="3876"/>
+            <w:tcW w:type="dxa" w:w="4126"/>
             <w:shd w:val="clear" w:color="auto" w:fill="F3F4F6"/>
           </w:tcPr>
           <w:p>
@@ -1687,7 +1686,7 @@
       <w:tr>
         <w:tc>
           <w:tcPr>
-            <w:tcW w:type="dxa" w:w="1750"/>
+            <w:tcW w:type="dxa" w:w="1700"/>
             <w:shd w:val="clear" w:color="auto" w:fill="FFFFFF"/>
           </w:tcPr>
           <w:p>
@@ -1705,7 +1704,7 @@
         </w:tc>
         <w:tc>
           <w:tcPr>
-            <w:tcW w:type="dxa" w:w="3400"/>
+            <w:tcW w:type="dxa" w:w="3200"/>
             <w:shd w:val="clear" w:color="auto" w:fill="FFFFFF"/>
           </w:tcPr>
           <w:p>
@@ -1723,7 +1722,7 @@
         </w:tc>
         <w:tc>
           <w:tcPr>
-            <w:tcW w:type="dxa" w:w="3876"/>
+            <w:tcW w:type="dxa" w:w="4126"/>
             <w:shd w:val="clear" w:color="auto" w:fill="FFFFFF"/>
           </w:tcPr>
           <w:p>
@@ -1743,7 +1742,7 @@
       <w:tr>
         <w:tc>
           <w:tcPr>
-            <w:tcW w:type="dxa" w:w="1750"/>
+            <w:tcW w:type="dxa" w:w="1700"/>
             <w:shd w:val="clear" w:color="auto" w:fill="F3F4F6"/>
           </w:tcPr>
           <w:p>
@@ -1761,7 +1760,7 @@
         </w:tc>
         <w:tc>
           <w:tcPr>
-            <w:tcW w:type="dxa" w:w="3400"/>
+            <w:tcW w:type="dxa" w:w="3200"/>
             <w:shd w:val="clear" w:color="auto" w:fill="F3F4F6"/>
           </w:tcPr>
           <w:p>
@@ -1779,7 +1778,7 @@
         </w:tc>
         <w:tc>
           <w:tcPr>
-            <w:tcW w:type="dxa" w:w="3876"/>
+            <w:tcW w:type="dxa" w:w="4126"/>
             <w:shd w:val="clear" w:color="auto" w:fill="F3F4F6"/>
           </w:tcPr>
           <w:p>
@@ -1799,7 +1798,7 @@
       <w:tr>
         <w:tc>
           <w:tcPr>
-            <w:tcW w:type="dxa" w:w="1750"/>
+            <w:tcW w:type="dxa" w:w="1700"/>
             <w:shd w:val="clear" w:color="auto" w:fill="FFFFFF"/>
           </w:tcPr>
           <w:p>
@@ -1817,7 +1816,7 @@
         </w:tc>
         <w:tc>
           <w:tcPr>
-            <w:tcW w:type="dxa" w:w="3400"/>
+            <w:tcW w:type="dxa" w:w="3200"/>
             <w:shd w:val="clear" w:color="auto" w:fill="FFFFFF"/>
           </w:tcPr>
           <w:p>
@@ -1835,7 +1834,7 @@
         </w:tc>
         <w:tc>
           <w:tcPr>
-            <w:tcW w:type="dxa" w:w="3876"/>
+            <w:tcW w:type="dxa" w:w="4126"/>
             <w:shd w:val="clear" w:color="auto" w:fill="FFFFFF"/>
           </w:tcPr>
           <w:p>
@@ -1855,7 +1854,7 @@
       <w:tr>
         <w:tc>
           <w:tcPr>
-            <w:tcW w:type="dxa" w:w="1750"/>
+            <w:tcW w:type="dxa" w:w="1700"/>
             <w:shd w:val="clear" w:color="auto" w:fill="F3F4F6"/>
           </w:tcPr>
           <w:p>
@@ -1873,7 +1872,7 @@
         </w:tc>
         <w:tc>
           <w:tcPr>
-            <w:tcW w:type="dxa" w:w="3400"/>
+            <w:tcW w:type="dxa" w:w="3200"/>
             <w:shd w:val="clear" w:color="auto" w:fill="F3F4F6"/>
           </w:tcPr>
           <w:p>
@@ -1891,7 +1890,7 @@
         </w:tc>
         <w:tc>
           <w:tcPr>
-            <w:tcW w:type="dxa" w:w="3876"/>
+            <w:tcW w:type="dxa" w:w="4126"/>
             <w:shd w:val="clear" w:color="auto" w:fill="F3F4F6"/>
           </w:tcPr>
           <w:p>
@@ -2046,7 +2045,7 @@
       <w:tr>
         <w:tc>
           <w:tcPr>
-            <w:tcW w:type="dxa" w:w="2600"/>
+            <w:tcW w:type="dxa" w:w="2400"/>
             <w:shd w:val="clear" w:color="auto" w:fill="374151"/>
           </w:tcPr>
           <w:p>
@@ -2066,7 +2065,7 @@
         </w:tc>
         <w:tc>
           <w:tcPr>
-            <w:tcW w:type="dxa" w:w="6426"/>
+            <w:tcW w:type="dxa" w:w="6626"/>
             <w:shd w:val="clear" w:color="auto" w:fill="374151"/>
           </w:tcPr>
           <w:p>
@@ -2088,7 +2087,7 @@
       <w:tr>
         <w:tc>
           <w:tcPr>
-            <w:tcW w:type="dxa" w:w="2600"/>
+            <w:tcW w:type="dxa" w:w="2400"/>
             <w:shd w:val="clear" w:color="auto" w:fill="F3F4F6"/>
           </w:tcPr>
           <w:p>
@@ -2106,7 +2105,7 @@
         </w:tc>
         <w:tc>
           <w:tcPr>
-            <w:tcW w:type="dxa" w:w="6426"/>
+            <w:tcW w:type="dxa" w:w="6626"/>
             <w:shd w:val="clear" w:color="auto" w:fill="F3F4F6"/>
           </w:tcPr>
           <w:p>
@@ -2126,7 +2125,7 @@
       <w:tr>
         <w:tc>
           <w:tcPr>
-            <w:tcW w:type="dxa" w:w="2600"/>
+            <w:tcW w:type="dxa" w:w="2400"/>
             <w:shd w:val="clear" w:color="auto" w:fill="FFFFFF"/>
           </w:tcPr>
           <w:p>
@@ -2144,7 +2143,7 @@
         </w:tc>
         <w:tc>
           <w:tcPr>
-            <w:tcW w:type="dxa" w:w="6426"/>
+            <w:tcW w:type="dxa" w:w="6626"/>
             <w:shd w:val="clear" w:color="auto" w:fill="FFFFFF"/>
           </w:tcPr>
           <w:p>
@@ -2164,7 +2163,7 @@
       <w:tr>
         <w:tc>
           <w:tcPr>
-            <w:tcW w:type="dxa" w:w="2600"/>
+            <w:tcW w:type="dxa" w:w="2400"/>
             <w:shd w:val="clear" w:color="auto" w:fill="F3F4F6"/>
           </w:tcPr>
           <w:p>
@@ -2182,7 +2181,7 @@
         </w:tc>
         <w:tc>
           <w:tcPr>
-            <w:tcW w:type="dxa" w:w="6426"/>
+            <w:tcW w:type="dxa" w:w="6626"/>
             <w:shd w:val="clear" w:color="auto" w:fill="F3F4F6"/>
           </w:tcPr>
           <w:p>
@@ -2202,7 +2201,7 @@
       <w:tr>
         <w:tc>
           <w:tcPr>
-            <w:tcW w:type="dxa" w:w="2600"/>
+            <w:tcW w:type="dxa" w:w="2400"/>
             <w:shd w:val="clear" w:color="auto" w:fill="FFFFFF"/>
           </w:tcPr>
           <w:p>
@@ -2220,7 +2219,7 @@
         </w:tc>
         <w:tc>
           <w:tcPr>
-            <w:tcW w:type="dxa" w:w="6426"/>
+            <w:tcW w:type="dxa" w:w="6626"/>
             <w:shd w:val="clear" w:color="auto" w:fill="FFFFFF"/>
           </w:tcPr>
           <w:p>
@@ -2240,7 +2239,7 @@
       <w:tr>
         <w:tc>
           <w:tcPr>
-            <w:tcW w:type="dxa" w:w="2600"/>
+            <w:tcW w:type="dxa" w:w="2400"/>
             <w:shd w:val="clear" w:color="auto" w:fill="F3F4F6"/>
           </w:tcPr>
           <w:p>
@@ -2258,7 +2257,7 @@
         </w:tc>
         <w:tc>
           <w:tcPr>
-            <w:tcW w:type="dxa" w:w="6426"/>
+            <w:tcW w:type="dxa" w:w="6626"/>
             <w:shd w:val="clear" w:color="auto" w:fill="F3F4F6"/>
           </w:tcPr>
           <w:p>
@@ -2278,7 +2277,7 @@
       <w:tr>
         <w:tc>
           <w:tcPr>
-            <w:tcW w:type="dxa" w:w="2600"/>
+            <w:tcW w:type="dxa" w:w="2400"/>
             <w:shd w:val="clear" w:color="auto" w:fill="FFFFFF"/>
           </w:tcPr>
           <w:p>
@@ -2296,7 +2295,7 @@
         </w:tc>
         <w:tc>
           <w:tcPr>
-            <w:tcW w:type="dxa" w:w="6426"/>
+            <w:tcW w:type="dxa" w:w="6626"/>
             <w:shd w:val="clear" w:color="auto" w:fill="FFFFFF"/>
           </w:tcPr>
           <w:p>
@@ -2425,8 +2424,7 @@
         <w:rPr>
           <w:rFonts w:ascii="Arial" w:hAnsi="Arial"/>
           <w:b w:val="0"/>
-          <w:i/>
-          <w:color w:val="A83E00"/>
+          <w:i w:val="0"/>
           <w:sz w:val="22"/>
         </w:rPr>
         <w:t>[TBC – owner: Philip] Field-level validation rules beyond the consent-blocking rule (e.g. required fields, formats) are not yet specified in low-level-design.md.</w:t>
@@ -2456,8 +2454,7 @@
         <w:rPr>
           <w:rFonts w:ascii="Arial" w:hAnsi="Arial"/>
           <w:b w:val="0"/>
-          <w:i/>
-          <w:color w:val="A83E00"/>
+          <w:i w:val="0"/>
           <w:sz w:val="22"/>
         </w:rPr>
         <w:t>[TBC – owner: Philip] Error handling and retry policy (e.g. for Blob Storage or email delivery failures) is not yet specified in low-level-design.md.</w:t>
@@ -2515,8 +2512,7 @@
         <w:rPr>
           <w:rFonts w:ascii="Arial" w:hAnsi="Arial"/>
           <w:b w:val="0"/>
-          <w:i/>
-          <w:color w:val="A83E00"/>
+          <w:i w:val="0"/>
           <w:sz w:val="22"/>
         </w:rPr>
         <w:t>[TBC – owner: Philip] Whether this satisfies the OWASP ASVS 5.0 access-control chapter is to be confirmed at build time.</w:t>
@@ -2579,7 +2575,7 @@
           <w:i w:val="0"/>
           <w:sz w:val="22"/>
         </w:rPr>
-        <w:t>Component/container diagram: see VLMS-SDA section 3 (C4 context/containers) — the solution structure in section 1 above maps directly onto that diagram's "Web app" container.</w:t>
+        <w:t>Component/container diagram: see VLMS-SDA section 3 (C4 context/containers) — the solution structure in section 1 above maps directly onto that diagram's “Web app” container.</w:t>
       </w:r>
     </w:p>
     <w:p>
@@ -2590,8 +2586,7 @@
         <w:rPr>
           <w:rFonts w:ascii="Arial" w:hAnsi="Arial"/>
           <w:b w:val="0"/>
-          <w:i/>
-          <w:color w:val="A83E00"/>
+          <w:i w:val="0"/>
           <w:sz w:val="22"/>
         </w:rPr>
         <w:t>[TBC – owner: Philip] A dedicated sequence/execution diagram for the core flows in section 4 has not yet been drawn; the flows above are documented as ordered textual steps only.</w:t>
@@ -2635,8 +2630,7 @@
         <w:rPr>
           <w:rFonts w:ascii="Arial" w:hAnsi="Arial"/>
           <w:b w:val="0"/>
-          <w:i/>
-          <w:color w:val="A83E00"/>
+          <w:i w:val="0"/>
           <w:sz w:val="22"/>
         </w:rPr>
         <w:t>[TBC – owner: Philip] Deletion mechanism (hard delete vs anonymisation) and enforcement (manual admin process vs automated purge job) is not yet decided (security-compliance.md).</w:t>

--- a/gates/design/VLMS_LLD.docx
+++ b/gates/design/VLMS_LLD.docx
@@ -201,7 +201,7 @@
                 <w:rFonts w:ascii="Arial" w:hAnsi="Arial"/>
                 <w:sz w:val="20"/>
               </w:rPr>
-              <w:t>1.0</w:t>
+              <w:t>1.1</w:t>
             </w:r>
           </w:p>
         </w:tc>
@@ -670,6 +670,80 @@
           </w:p>
         </w:tc>
       </w:tr>
+      <w:tr>
+        <w:tc>
+          <w:tcPr>
+            <w:tcW w:type="dxa" w:w="1150"/>
+            <w:shd w:val="clear" w:color="auto" w:fill="FFFFFF"/>
+          </w:tcPr>
+          <w:p>
+            <w:pPr>
+              <w:spacing w:after="40" w:before="40"/>
+            </w:pPr>
+            <w:r>
+              <w:rPr>
+                <w:rFonts w:ascii="Arial" w:hAnsi="Arial"/>
+                <w:sz w:val="20"/>
+              </w:rPr>
+              <w:t>1.1</w:t>
+            </w:r>
+          </w:p>
+        </w:tc>
+        <w:tc>
+          <w:tcPr>
+            <w:tcW w:type="dxa" w:w="1500"/>
+            <w:shd w:val="clear" w:color="auto" w:fill="FFFFFF"/>
+          </w:tcPr>
+          <w:p>
+            <w:pPr>
+              <w:spacing w:after="40" w:before="40"/>
+            </w:pPr>
+            <w:r>
+              <w:rPr>
+                <w:rFonts w:ascii="Arial" w:hAnsi="Arial"/>
+                <w:sz w:val="20"/>
+              </w:rPr>
+              <w:t>17 July 2026</w:t>
+            </w:r>
+          </w:p>
+        </w:tc>
+        <w:tc>
+          <w:tcPr>
+            <w:tcW w:type="dxa" w:w="2700"/>
+            <w:shd w:val="clear" w:color="auto" w:fill="FFFFFF"/>
+          </w:tcPr>
+          <w:p>
+            <w:pPr>
+              <w:spacing w:after="40" w:before="40"/>
+            </w:pPr>
+            <w:r>
+              <w:rPr>
+                <w:rFonts w:ascii="Arial" w:hAnsi="Arial"/>
+                <w:sz w:val="20"/>
+              </w:rPr>
+              <w:t>Philip</w:t>
+            </w:r>
+          </w:p>
+        </w:tc>
+        <w:tc>
+          <w:tcPr>
+            <w:tcW w:type="dxa" w:w="3676"/>
+            <w:shd w:val="clear" w:color="auto" w:fill="FFFFFF"/>
+          </w:tcPr>
+          <w:p>
+            <w:pPr>
+              <w:spacing w:after="40" w:before="40"/>
+            </w:pPr>
+            <w:r>
+              <w:rPr>
+                <w:rFonts w:ascii="Arial" w:hAnsi="Arial"/>
+                <w:sz w:val="20"/>
+              </w:rPr>
+              <w:t>Re-render addressing design-gate review: added guardian-link verification model, NotificationService retry/escalation for safeguarding-critical failures, and the interim (manual, Admin-triggered) deletion-enforcement decision; corrected the open-items section so it no longer contradicts itself; cross-referenced ADR-0002/0003/0004.</w:t>
+            </w:r>
+          </w:p>
+        </w:tc>
+      </w:tr>
     </w:tbl>
     <w:p>
       <w:pPr>
@@ -760,7 +834,7 @@
       <w:tr>
         <w:tc>
           <w:tcPr>
-            <w:tcW w:type="dxa" w:w="2200"/>
+            <w:tcW w:type="dxa" w:w="2400"/>
             <w:shd w:val="clear" w:color="auto" w:fill="374151"/>
           </w:tcPr>
           <w:p>
@@ -780,7 +854,7 @@
         </w:tc>
         <w:tc>
           <w:tcPr>
-            <w:tcW w:type="dxa" w:w="6826"/>
+            <w:tcW w:type="dxa" w:w="6626"/>
             <w:shd w:val="clear" w:color="auto" w:fill="374151"/>
           </w:tcPr>
           <w:p>
@@ -802,7 +876,7 @@
       <w:tr>
         <w:tc>
           <w:tcPr>
-            <w:tcW w:type="dxa" w:w="2200"/>
+            <w:tcW w:type="dxa" w:w="2400"/>
             <w:shd w:val="clear" w:color="auto" w:fill="F3F4F6"/>
           </w:tcPr>
           <w:p>
@@ -820,7 +894,7 @@
         </w:tc>
         <w:tc>
           <w:tcPr>
-            <w:tcW w:type="dxa" w:w="6826"/>
+            <w:tcW w:type="dxa" w:w="6626"/>
             <w:shd w:val="clear" w:color="auto" w:fill="F3F4F6"/>
           </w:tcPr>
           <w:p>
@@ -840,7 +914,7 @@
       <w:tr>
         <w:tc>
           <w:tcPr>
-            <w:tcW w:type="dxa" w:w="2200"/>
+            <w:tcW w:type="dxa" w:w="2400"/>
             <w:shd w:val="clear" w:color="auto" w:fill="FFFFFF"/>
           </w:tcPr>
           <w:p>
@@ -858,7 +932,7 @@
         </w:tc>
         <w:tc>
           <w:tcPr>
-            <w:tcW w:type="dxa" w:w="6826"/>
+            <w:tcW w:type="dxa" w:w="6626"/>
             <w:shd w:val="clear" w:color="auto" w:fill="FFFFFF"/>
           </w:tcPr>
           <w:p>
@@ -878,7 +952,7 @@
       <w:tr>
         <w:tc>
           <w:tcPr>
-            <w:tcW w:type="dxa" w:w="2200"/>
+            <w:tcW w:type="dxa" w:w="2400"/>
             <w:shd w:val="clear" w:color="auto" w:fill="F3F4F6"/>
           </w:tcPr>
           <w:p>
@@ -896,7 +970,7 @@
         </w:tc>
         <w:tc>
           <w:tcPr>
-            <w:tcW w:type="dxa" w:w="6826"/>
+            <w:tcW w:type="dxa" w:w="6626"/>
             <w:shd w:val="clear" w:color="auto" w:fill="F3F4F6"/>
           </w:tcPr>
           <w:p>
@@ -916,7 +990,7 @@
       <w:tr>
         <w:tc>
           <w:tcPr>
-            <w:tcW w:type="dxa" w:w="2200"/>
+            <w:tcW w:type="dxa" w:w="2400"/>
             <w:shd w:val="clear" w:color="auto" w:fill="FFFFFF"/>
           </w:tcPr>
           <w:p>
@@ -934,7 +1008,7 @@
         </w:tc>
         <w:tc>
           <w:tcPr>
-            <w:tcW w:type="dxa" w:w="6826"/>
+            <w:tcW w:type="dxa" w:w="6626"/>
             <w:shd w:val="clear" w:color="auto" w:fill="FFFFFF"/>
           </w:tcPr>
           <w:p>
@@ -968,7 +1042,7 @@
           <w:i w:val="0"/>
           <w:sz w:val="22"/>
         </w:rPr>
-        <w:t>No separate public API project — per integration.md, VLMS is standalone with no external system needing programmatic access. If that changes, a Vlms.Api project can be split out later without redesigning the domain/infrastructure layers.</w:t>
+        <w:t>Framework/hosting: .NET, Blazor Web App, hosted on Azure App Service (Linux), Basic (B1) tier (ADR-0001). No separate public API project — per integration.md, VLMS is standalone with no external system needing programmatic access. If that changes, a Vlms.Api project can be split out later without redesigning the domain/infrastructure layers.</w:t>
       </w:r>
     </w:p>
     <w:p>
@@ -984,7 +1058,7 @@
           <w:color w:val="111827"/>
           <w:sz w:val="32"/>
         </w:rPr>
-        <w:t>2. Data model and contracts</w:t>
+        <w:t>2. Data model and contracts/schemas</w:t>
       </w:r>
     </w:p>
     <w:tbl>
@@ -1009,7 +1083,7 @@
       <w:tr>
         <w:tc>
           <w:tcPr>
-            <w:tcW w:type="dxa" w:w="1700"/>
+            <w:tcW w:type="dxa" w:w="2100"/>
             <w:shd w:val="clear" w:color="auto" w:fill="374151"/>
           </w:tcPr>
           <w:p>
@@ -1029,7 +1103,7 @@
         </w:tc>
         <w:tc>
           <w:tcPr>
-            <w:tcW w:type="dxa" w:w="3200"/>
+            <w:tcW w:type="dxa" w:w="3000"/>
             <w:shd w:val="clear" w:color="auto" w:fill="374151"/>
           </w:tcPr>
           <w:p>
@@ -1049,7 +1123,7 @@
         </w:tc>
         <w:tc>
           <w:tcPr>
-            <w:tcW w:type="dxa" w:w="4126"/>
+            <w:tcW w:type="dxa" w:w="3926"/>
             <w:shd w:val="clear" w:color="auto" w:fill="374151"/>
           </w:tcPr>
           <w:p>
@@ -1071,7 +1145,7 @@
       <w:tr>
         <w:tc>
           <w:tcPr>
-            <w:tcW w:type="dxa" w:w="1700"/>
+            <w:tcW w:type="dxa" w:w="2100"/>
             <w:shd w:val="clear" w:color="auto" w:fill="F3F4F6"/>
           </w:tcPr>
           <w:p>
@@ -1089,7 +1163,7 @@
         </w:tc>
         <w:tc>
           <w:tcPr>
-            <w:tcW w:type="dxa" w:w="3200"/>
+            <w:tcW w:type="dxa" w:w="3000"/>
             <w:shd w:val="clear" w:color="auto" w:fill="F3F4F6"/>
           </w:tcPr>
           <w:p>
@@ -1107,7 +1181,7 @@
         </w:tc>
         <w:tc>
           <w:tcPr>
-            <w:tcW w:type="dxa" w:w="4126"/>
+            <w:tcW w:type="dxa" w:w="3926"/>
             <w:shd w:val="clear" w:color="auto" w:fill="F3F4F6"/>
           </w:tcPr>
           <w:p>
@@ -1127,7 +1201,7 @@
       <w:tr>
         <w:tc>
           <w:tcPr>
-            <w:tcW w:type="dxa" w:w="1700"/>
+            <w:tcW w:type="dxa" w:w="2100"/>
             <w:shd w:val="clear" w:color="auto" w:fill="FFFFFF"/>
           </w:tcPr>
           <w:p>
@@ -1145,7 +1219,7 @@
         </w:tc>
         <w:tc>
           <w:tcPr>
-            <w:tcW w:type="dxa" w:w="3200"/>
+            <w:tcW w:type="dxa" w:w="3000"/>
             <w:shd w:val="clear" w:color="auto" w:fill="FFFFFF"/>
           </w:tcPr>
           <w:p>
@@ -1163,7 +1237,7 @@
         </w:tc>
         <w:tc>
           <w:tcPr>
-            <w:tcW w:type="dxa" w:w="4126"/>
+            <w:tcW w:type="dxa" w:w="3926"/>
             <w:shd w:val="clear" w:color="auto" w:fill="FFFFFF"/>
           </w:tcPr>
           <w:p>
@@ -1183,7 +1257,7 @@
       <w:tr>
         <w:tc>
           <w:tcPr>
-            <w:tcW w:type="dxa" w:w="1700"/>
+            <w:tcW w:type="dxa" w:w="2100"/>
             <w:shd w:val="clear" w:color="auto" w:fill="F3F4F6"/>
           </w:tcPr>
           <w:p>
@@ -1201,7 +1275,7 @@
         </w:tc>
         <w:tc>
           <w:tcPr>
-            <w:tcW w:type="dxa" w:w="3200"/>
+            <w:tcW w:type="dxa" w:w="3000"/>
             <w:shd w:val="clear" w:color="auto" w:fill="F3F4F6"/>
           </w:tcPr>
           <w:p>
@@ -1219,7 +1293,7 @@
         </w:tc>
         <w:tc>
           <w:tcPr>
-            <w:tcW w:type="dxa" w:w="4126"/>
+            <w:tcW w:type="dxa" w:w="3926"/>
             <w:shd w:val="clear" w:color="auto" w:fill="F3F4F6"/>
           </w:tcPr>
           <w:p>
@@ -1231,7 +1305,7 @@
                 <w:rFonts w:ascii="Arial" w:hAnsi="Arial"/>
                 <w:sz w:val="20"/>
               </w:rPr>
-              <w:t>Any Teacher proposes; only Approver decides. Rejection supports comments + resubmission via ResubmissionOfProposalId. Approving applies ProposedContent onto Lesson.</w:t>
+              <w:t>Any Teacher proposes; only Approver decides. Rejection supports comments + resubmission via ResubmissionOfProposalId chaining.</w:t>
             </w:r>
           </w:p>
         </w:tc>
@@ -1239,7 +1313,7 @@
       <w:tr>
         <w:tc>
           <w:tcPr>
-            <w:tcW w:type="dxa" w:w="1700"/>
+            <w:tcW w:type="dxa" w:w="2100"/>
             <w:shd w:val="clear" w:color="auto" w:fill="FFFFFF"/>
           </w:tcPr>
           <w:p>
@@ -1257,7 +1331,7 @@
         </w:tc>
         <w:tc>
           <w:tcPr>
-            <w:tcW w:type="dxa" w:w="3200"/>
+            <w:tcW w:type="dxa" w:w="3000"/>
             <w:shd w:val="clear" w:color="auto" w:fill="FFFFFF"/>
           </w:tcPr>
           <w:p>
@@ -1275,7 +1349,7 @@
         </w:tc>
         <w:tc>
           <w:tcPr>
-            <w:tcW w:type="dxa" w:w="4126"/>
+            <w:tcW w:type="dxa" w:w="3926"/>
             <w:shd w:val="clear" w:color="auto" w:fill="FFFFFF"/>
           </w:tcPr>
           <w:p>
@@ -1287,7 +1361,7 @@
                 <w:rFonts w:ascii="Arial" w:hAnsi="Arial"/>
                 <w:sz w:val="20"/>
               </w:rPr>
-              <w:t>Duplicate-matching on Name+DOB at registration carried over as a hypothesis — [TBC confirm at build time].</w:t>
+              <w:t>Duplicate-matching on Name+DOB at registration — carried over as a hypothesis (confirm at build time).</w:t>
             </w:r>
           </w:p>
         </w:tc>
@@ -1295,7 +1369,7 @@
       <w:tr>
         <w:tc>
           <w:tcPr>
-            <w:tcW w:type="dxa" w:w="1700"/>
+            <w:tcW w:type="dxa" w:w="2100"/>
             <w:shd w:val="clear" w:color="auto" w:fill="F3F4F6"/>
           </w:tcPr>
           <w:p>
@@ -1313,7 +1387,7 @@
         </w:tc>
         <w:tc>
           <w:tcPr>
-            <w:tcW w:type="dxa" w:w="3200"/>
+            <w:tcW w:type="dxa" w:w="3000"/>
             <w:shd w:val="clear" w:color="auto" w:fill="F3F4F6"/>
           </w:tcPr>
           <w:p>
@@ -1331,7 +1405,7 @@
         </w:tc>
         <w:tc>
           <w:tcPr>
-            <w:tcW w:type="dxa" w:w="4126"/>
+            <w:tcW w:type="dxa" w:w="3926"/>
             <w:shd w:val="clear" w:color="auto" w:fill="F3F4F6"/>
           </w:tcPr>
           <w:p>
@@ -1350,7 +1424,7 @@
       <w:tr>
         <w:tc>
           <w:tcPr>
-            <w:tcW w:type="dxa" w:w="1700"/>
+            <w:tcW w:type="dxa" w:w="2100"/>
             <w:shd w:val="clear" w:color="auto" w:fill="FFFFFF"/>
           </w:tcPr>
           <w:p>
@@ -1368,7 +1442,7 @@
         </w:tc>
         <w:tc>
           <w:tcPr>
-            <w:tcW w:type="dxa" w:w="3200"/>
+            <w:tcW w:type="dxa" w:w="3000"/>
             <w:shd w:val="clear" w:color="auto" w:fill="FFFFFF"/>
           </w:tcPr>
           <w:p>
@@ -1380,13 +1454,13 @@
                 <w:rFonts w:ascii="Arial" w:hAnsi="Arial"/>
                 <w:sz w:val="20"/>
               </w:rPr>
-              <w:t>StudentId, ParentGuardianId</w:t>
+              <w:t>StudentId, ParentGuardianId, CreatedByUserId</w:t>
             </w:r>
           </w:p>
         </w:tc>
         <w:tc>
           <w:tcPr>
-            <w:tcW w:type="dxa" w:w="4126"/>
+            <w:tcW w:type="dxa" w:w="3926"/>
             <w:shd w:val="clear" w:color="auto" w:fill="FFFFFF"/>
           </w:tcPr>
           <w:p>
@@ -1398,7 +1472,7 @@
                 <w:rFonts w:ascii="Arial" w:hAnsi="Arial"/>
                 <w:sz w:val="20"/>
               </w:rPr>
-              <w:t>Many-to-many: a parent may have several children; a student may have more than one guardian.</w:t>
+              <w:t>Many-to-many. Created only by Admin/Teacher at student registration, never by parent self-service — see ‘Guardian link verification’ (section 7).</w:t>
             </w:r>
           </w:p>
         </w:tc>
@@ -1406,7 +1480,7 @@
       <w:tr>
         <w:tc>
           <w:tcPr>
-            <w:tcW w:type="dxa" w:w="1700"/>
+            <w:tcW w:type="dxa" w:w="2100"/>
             <w:shd w:val="clear" w:color="auto" w:fill="F3F4F6"/>
           </w:tcPr>
           <w:p>
@@ -1424,7 +1498,7 @@
         </w:tc>
         <w:tc>
           <w:tcPr>
-            <w:tcW w:type="dxa" w:w="3200"/>
+            <w:tcW w:type="dxa" w:w="3000"/>
             <w:shd w:val="clear" w:color="auto" w:fill="F3F4F6"/>
           </w:tcPr>
           <w:p>
@@ -1442,7 +1516,7 @@
         </w:tc>
         <w:tc>
           <w:tcPr>
-            <w:tcW w:type="dxa" w:w="4126"/>
+            <w:tcW w:type="dxa" w:w="3926"/>
             <w:shd w:val="clear" w:color="auto" w:fill="F3F4F6"/>
           </w:tcPr>
           <w:p>
@@ -1462,7 +1536,7 @@
       <w:tr>
         <w:tc>
           <w:tcPr>
-            <w:tcW w:type="dxa" w:w="1700"/>
+            <w:tcW w:type="dxa" w:w="2100"/>
             <w:shd w:val="clear" w:color="auto" w:fill="FFFFFF"/>
           </w:tcPr>
           <w:p>
@@ -1480,7 +1554,7 @@
         </w:tc>
         <w:tc>
           <w:tcPr>
-            <w:tcW w:type="dxa" w:w="3200"/>
+            <w:tcW w:type="dxa" w:w="3000"/>
             <w:shd w:val="clear" w:color="auto" w:fill="FFFFFF"/>
           </w:tcPr>
           <w:p>
@@ -1498,7 +1572,7 @@
         </w:tc>
         <w:tc>
           <w:tcPr>
-            <w:tcW w:type="dxa" w:w="4126"/>
+            <w:tcW w:type="dxa" w:w="3926"/>
             <w:shd w:val="clear" w:color="auto" w:fill="FFFFFF"/>
           </w:tcPr>
           <w:p>
@@ -1518,7 +1592,7 @@
       <w:tr>
         <w:tc>
           <w:tcPr>
-            <w:tcW w:type="dxa" w:w="1700"/>
+            <w:tcW w:type="dxa" w:w="2100"/>
             <w:shd w:val="clear" w:color="auto" w:fill="F3F4F6"/>
           </w:tcPr>
           <w:p>
@@ -1536,7 +1610,7 @@
         </w:tc>
         <w:tc>
           <w:tcPr>
-            <w:tcW w:type="dxa" w:w="3200"/>
+            <w:tcW w:type="dxa" w:w="3000"/>
             <w:shd w:val="clear" w:color="auto" w:fill="F3F4F6"/>
           </w:tcPr>
           <w:p>
@@ -1554,7 +1628,7 @@
         </w:tc>
         <w:tc>
           <w:tcPr>
-            <w:tcW w:type="dxa" w:w="4126"/>
+            <w:tcW w:type="dxa" w:w="3926"/>
             <w:shd w:val="clear" w:color="auto" w:fill="F3F4F6"/>
           </w:tcPr>
           <w:p>
@@ -1574,7 +1648,7 @@
       <w:tr>
         <w:tc>
           <w:tcPr>
-            <w:tcW w:type="dxa" w:w="1700"/>
+            <w:tcW w:type="dxa" w:w="2100"/>
             <w:shd w:val="clear" w:color="auto" w:fill="FFFFFF"/>
           </w:tcPr>
           <w:p>
@@ -1592,7 +1666,7 @@
         </w:tc>
         <w:tc>
           <w:tcPr>
-            <w:tcW w:type="dxa" w:w="3200"/>
+            <w:tcW w:type="dxa" w:w="3000"/>
             <w:shd w:val="clear" w:color="auto" w:fill="FFFFFF"/>
           </w:tcPr>
           <w:p>
@@ -1610,7 +1684,7 @@
         </w:tc>
         <w:tc>
           <w:tcPr>
-            <w:tcW w:type="dxa" w:w="4126"/>
+            <w:tcW w:type="dxa" w:w="3926"/>
             <w:shd w:val="clear" w:color="auto" w:fill="FFFFFF"/>
           </w:tcPr>
           <w:p>
@@ -1622,7 +1696,7 @@
                 <w:rFonts w:ascii="Arial" w:hAnsi="Arial"/>
                 <w:sz w:val="20"/>
               </w:rPr>
-              <w:t>Awarded on promotion. Real tracked record, not implicit.</w:t>
+              <w:t>Awarded on promotion. Real tracked record.</w:t>
             </w:r>
           </w:p>
         </w:tc>
@@ -1630,7 +1704,7 @@
       <w:tr>
         <w:tc>
           <w:tcPr>
-            <w:tcW w:type="dxa" w:w="1700"/>
+            <w:tcW w:type="dxa" w:w="2100"/>
             <w:shd w:val="clear" w:color="auto" w:fill="F3F4F6"/>
           </w:tcPr>
           <w:p>
@@ -1648,7 +1722,7 @@
         </w:tc>
         <w:tc>
           <w:tcPr>
-            <w:tcW w:type="dxa" w:w="3200"/>
+            <w:tcW w:type="dxa" w:w="3000"/>
             <w:shd w:val="clear" w:color="auto" w:fill="F3F4F6"/>
           </w:tcPr>
           <w:p>
@@ -1666,7 +1740,7 @@
         </w:tc>
         <w:tc>
           <w:tcPr>
-            <w:tcW w:type="dxa" w:w="4126"/>
+            <w:tcW w:type="dxa" w:w="3926"/>
             <w:shd w:val="clear" w:color="auto" w:fill="F3F4F6"/>
           </w:tcPr>
           <w:p>
@@ -1678,7 +1752,7 @@
                 <w:rFonts w:ascii="Arial" w:hAnsi="Arial"/>
                 <w:sz w:val="20"/>
               </w:rPr>
-              <w:t>Promotion history; new row starts when a student enters a rank, closes on completion.</w:t>
+              <w:t>Promotion history; new row starts on rank entry, closes on rank completion.</w:t>
             </w:r>
           </w:p>
         </w:tc>
@@ -1686,7 +1760,7 @@
       <w:tr>
         <w:tc>
           <w:tcPr>
-            <w:tcW w:type="dxa" w:w="1700"/>
+            <w:tcW w:type="dxa" w:w="2100"/>
             <w:shd w:val="clear" w:color="auto" w:fill="FFFFFF"/>
           </w:tcPr>
           <w:p>
@@ -1704,7 +1778,7 @@
         </w:tc>
         <w:tc>
           <w:tcPr>
-            <w:tcW w:type="dxa" w:w="3200"/>
+            <w:tcW w:type="dxa" w:w="3000"/>
             <w:shd w:val="clear" w:color="auto" w:fill="FFFFFF"/>
           </w:tcPr>
           <w:p>
@@ -1722,7 +1796,7 @@
         </w:tc>
         <w:tc>
           <w:tcPr>
-            <w:tcW w:type="dxa" w:w="4126"/>
+            <w:tcW w:type="dxa" w:w="3926"/>
             <w:shd w:val="clear" w:color="auto" w:fill="FFFFFF"/>
           </w:tcPr>
           <w:p>
@@ -1734,7 +1808,7 @@
                 <w:rFonts w:ascii="Arial" w:hAnsi="Arial"/>
                 <w:sz w:val="20"/>
               </w:rPr>
-              <w:t>* = sensitive, column-level masked. Annual renewal. Expiry blocks StudentLessonCompletion creation for that student. ApprovedByUserId is Safeguarding Officer or Admin — not the Approver role.</w:t>
+              <w:t>* = sensitive, column-level masked. Annual renewal. Expiry blocks StudentLessonCompletion for that student. Approved by Safeguarding Officer or Admin only — never the Approver role.</w:t>
             </w:r>
           </w:p>
         </w:tc>
@@ -1742,7 +1816,7 @@
       <w:tr>
         <w:tc>
           <w:tcPr>
-            <w:tcW w:type="dxa" w:w="1700"/>
+            <w:tcW w:type="dxa" w:w="2100"/>
             <w:shd w:val="clear" w:color="auto" w:fill="F3F4F6"/>
           </w:tcPr>
           <w:p>
@@ -1760,7 +1834,7 @@
         </w:tc>
         <w:tc>
           <w:tcPr>
-            <w:tcW w:type="dxa" w:w="3200"/>
+            <w:tcW w:type="dxa" w:w="3000"/>
             <w:shd w:val="clear" w:color="auto" w:fill="F3F4F6"/>
           </w:tcPr>
           <w:p>
@@ -1778,7 +1852,7 @@
         </w:tc>
         <w:tc>
           <w:tcPr>
-            <w:tcW w:type="dxa" w:w="4126"/>
+            <w:tcW w:type="dxa" w:w="3926"/>
             <w:shd w:val="clear" w:color="auto" w:fill="F3F4F6"/>
           </w:tcPr>
           <w:p>
@@ -1790,7 +1864,7 @@
                 <w:rFonts w:ascii="Arial" w:hAnsi="Arial"/>
                 <w:sz w:val="20"/>
               </w:rPr>
-              <w:t>* = sensitive. Access restricted entirely to Safeguarding Officer and Admin — Teacher and Approver have no access at all (whole record, not just masked fields).</w:t>
+              <w:t>* = sensitive. Whole-record access restricted entirely to Admin/Safeguarding Officer — Teacher and Approver have no access at all.</w:t>
             </w:r>
           </w:p>
         </w:tc>
@@ -1798,7 +1872,7 @@
       <w:tr>
         <w:tc>
           <w:tcPr>
-            <w:tcW w:type="dxa" w:w="1700"/>
+            <w:tcW w:type="dxa" w:w="2100"/>
             <w:shd w:val="clear" w:color="auto" w:fill="FFFFFF"/>
           </w:tcPr>
           <w:p>
@@ -1816,7 +1890,7 @@
         </w:tc>
         <w:tc>
           <w:tcPr>
-            <w:tcW w:type="dxa" w:w="3200"/>
+            <w:tcW w:type="dxa" w:w="3000"/>
             <w:shd w:val="clear" w:color="auto" w:fill="FFFFFF"/>
           </w:tcPr>
           <w:p>
@@ -1834,7 +1908,7 @@
         </w:tc>
         <w:tc>
           <w:tcPr>
-            <w:tcW w:type="dxa" w:w="4126"/>
+            <w:tcW w:type="dxa" w:w="3926"/>
             <w:shd w:val="clear" w:color="auto" w:fill="FFFFFF"/>
           </w:tcPr>
           <w:p>
@@ -1854,7 +1928,7 @@
       <w:tr>
         <w:tc>
           <w:tcPr>
-            <w:tcW w:type="dxa" w:w="1700"/>
+            <w:tcW w:type="dxa" w:w="2100"/>
             <w:shd w:val="clear" w:color="auto" w:fill="F3F4F6"/>
           </w:tcPr>
           <w:p>
@@ -1872,7 +1946,7 @@
         </w:tc>
         <w:tc>
           <w:tcPr>
-            <w:tcW w:type="dxa" w:w="3200"/>
+            <w:tcW w:type="dxa" w:w="3000"/>
             <w:shd w:val="clear" w:color="auto" w:fill="F3F4F6"/>
           </w:tcPr>
           <w:p>
@@ -1890,7 +1964,7 @@
         </w:tc>
         <w:tc>
           <w:tcPr>
-            <w:tcW w:type="dxa" w:w="4126"/>
+            <w:tcW w:type="dxa" w:w="3926"/>
             <w:shd w:val="clear" w:color="auto" w:fill="F3F4F6"/>
           </w:tcPr>
           <w:p>
@@ -1902,7 +1976,63 @@
                 <w:rFonts w:ascii="Arial" w:hAnsi="Arial"/>
                 <w:sz w:val="20"/>
               </w:rPr>
-              <w:t>Role in {Admin, Teacher, Approver, Parent, Student, SafeguardingOfficer}. A single user may hold more than one role.</w:t>
+              <w:t>Role ∈ {Admin, Teacher, Approver, Parent, Student, SafeguardingOfficer}. A user may hold more than one role.</w:t>
+            </w:r>
+          </w:p>
+        </w:tc>
+      </w:tr>
+      <w:tr>
+        <w:tc>
+          <w:tcPr>
+            <w:tcW w:type="dxa" w:w="2100"/>
+            <w:shd w:val="clear" w:color="auto" w:fill="FFFFFF"/>
+          </w:tcPr>
+          <w:p>
+            <w:pPr>
+              <w:spacing w:after="40" w:before="40"/>
+            </w:pPr>
+            <w:r>
+              <w:rPr>
+                <w:rFonts w:ascii="Arial" w:hAnsi="Arial"/>
+                <w:sz w:val="20"/>
+              </w:rPr>
+              <w:t>SensitiveDataAccessLog (new — ADR-0004)</w:t>
+            </w:r>
+          </w:p>
+        </w:tc>
+        <w:tc>
+          <w:tcPr>
+            <w:tcW w:type="dxa" w:w="3000"/>
+            <w:shd w:val="clear" w:color="auto" w:fill="FFFFFF"/>
+          </w:tcPr>
+          <w:p>
+            <w:pPr>
+              <w:spacing w:after="40" w:before="40"/>
+            </w:pPr>
+            <w:r>
+              <w:rPr>
+                <w:rFonts w:ascii="Arial" w:hAnsi="Arial"/>
+                <w:sz w:val="20"/>
+              </w:rPr>
+              <w:t>Id, UserId, Entity, EntityId, AccessedAt, AccessType (View/Export)</w:t>
+            </w:r>
+          </w:p>
+        </w:tc>
+        <w:tc>
+          <w:tcPr>
+            <w:tcW w:type="dxa" w:w="3926"/>
+            <w:shd w:val="clear" w:color="auto" w:fill="FFFFFF"/>
+          </w:tcPr>
+          <w:p>
+            <w:pPr>
+              <w:spacing w:after="40" w:before="40"/>
+            </w:pPr>
+            <w:r>
+              <w:rPr>
+                <w:rFonts w:ascii="Arial" w:hAnsi="Arial"/>
+                <w:sz w:val="20"/>
+              </w:rPr>
+              <w:t>Audit trail of reads, not just writes, of safeguarding data. Append-only.</w:t>
             </w:r>
           </w:p>
         </w:tc>
@@ -1915,83 +2045,16 @@
     </w:p>
     <w:p>
       <w:pPr>
-        <w:keepNext/>
-        <w:spacing w:before="200" w:after="80"/>
-        <w:outlineLvl w:val="1"/>
+        <w:spacing w:after="120" w:before="0"/>
       </w:pPr>
       <w:r>
         <w:rPr>
           <w:rFonts w:ascii="Arial" w:hAnsi="Arial"/>
-          <w:b/>
-          <w:color w:val="1F2937"/>
-          <w:sz w:val="26"/>
-        </w:rPr>
-        <w:t>2.1 Relationships (summary)</w:t>
-      </w:r>
-    </w:p>
-    <w:p>
-      <w:pPr>
-        <w:pStyle w:val="ListBullet"/>
-        <w:spacing w:after="60"/>
-      </w:pPr>
-      <w:r>
-        <w:rPr>
-          <w:rFonts w:ascii="Arial" w:hAnsi="Arial"/>
+          <w:b w:val="0"/>
+          <w:i w:val="0"/>
           <w:sz w:val="22"/>
         </w:rPr>
-        <w:t>Rank 1:N Lesson, 1:N RankBadge.</w:t>
-      </w:r>
-    </w:p>
-    <w:p>
-      <w:pPr>
-        <w:pStyle w:val="ListBullet"/>
-        <w:spacing w:after="60"/>
-      </w:pPr>
-      <w:r>
-        <w:rPr>
-          <w:rFonts w:ascii="Arial" w:hAnsi="Arial"/>
-          <w:sz w:val="22"/>
-        </w:rPr>
-        <w:t>Lesson 1:N LessonChangeProposal, 1:N StudentLessonCompletion.</w:t>
-      </w:r>
-    </w:p>
-    <w:p>
-      <w:pPr>
-        <w:pStyle w:val="ListBullet"/>
-        <w:spacing w:after="60"/>
-      </w:pPr>
-      <w:r>
-        <w:rPr>
-          <w:rFonts w:ascii="Arial" w:hAnsi="Arial"/>
-          <w:sz w:val="22"/>
-        </w:rPr>
-        <w:t>Student 1:N StudentLessonCompletion, 1:N StudentRankProgress, 1:N StudentBadge, 1:N ConsentRecord; N:N ParentGuardian via StudentGuardianLink.</w:t>
-      </w:r>
-    </w:p>
-    <w:p>
-      <w:pPr>
-        <w:pStyle w:val="ListBullet"/>
-        <w:spacing w:after="60"/>
-      </w:pPr>
-      <w:r>
-        <w:rPr>
-          <w:rFonts w:ascii="Arial" w:hAnsi="Arial"/>
-          <w:sz w:val="22"/>
-        </w:rPr>
-        <w:t>StudentLessonCompletion 1:1 Certificate (nullable until generated).</w:t>
-      </w:r>
-    </w:p>
-    <w:p>
-      <w:pPr>
-        <w:pStyle w:val="ListBullet"/>
-        <w:spacing w:after="60"/>
-      </w:pPr>
-      <w:r>
-        <w:rPr>
-          <w:rFonts w:ascii="Arial" w:hAnsi="Arial"/>
-          <w:sz w:val="22"/>
-        </w:rPr>
-        <w:t>AppUser 1:N UserRole; referenced by Student.AssignedTeacherUserId, LessonChangeProposal.ProposedByUserId/ApproverUserId, StudentLessonCompletion.CompletedByUserId, ConsentRecord.ApprovedByUserId, DbsCheck.TeacherUserId.</w:t>
+        <w:t>Relationships (summary): Rank 1:N Lesson, 1:N RankBadge. Lesson 1:N LessonChangeProposal, 1:N StudentLessonCompletion. Student 1:N StudentLessonCompletion, 1:N StudentRankProgress, 1:N StudentBadge, 1:N ConsentRecord; N:N ParentGuardian via StudentGuardianLink. StudentLessonCompletion 1:1 Certificate (nullable until generated). AppUser 1:N UserRole; referenced by Student.AssignedTeacherUserId, LessonChangeProposal.ProposedByUserId/ApproverUserId, StudentLessonCompletion.CompletedByUserId, ConsentRecord.ApprovedByUserId, DbsCheck.TeacherUserId.</w:t>
       </w:r>
     </w:p>
     <w:p>
@@ -2021,302 +2084,22 @@
           <w:i w:val="0"/>
           <w:sz w:val="22"/>
         </w:rPr>
-        <w:t>No external-facing endpoints — no public API project (section 1). Internal domain service contracts:</w:t>
+        <w:t>No external API surface (integration.md — standalone). All interaction is via Blazor server-rendered UI, or the WebJob's internal calls into Vlms.Domain services; there are no HTTP endpoints, payloads, or error semantics to specify beyond the UI component contracts implicit in Blazor.</w:t>
       </w:r>
     </w:p>
-    <w:tbl>
-      <w:tblPr>
-        <w:tblW w:type="auto" w:w="0"/>
-        <w:jc w:val="center"/>
-        <w:tblLook w:firstColumn="1" w:firstRow="1" w:lastColumn="0" w:lastRow="0" w:noHBand="0" w:noVBand="1" w:val="04A0"/>
-        <w:tblBorders>
-          <w:top w:val="single" w:sz="4" w:color="C7D7D9"/>
-          <w:left w:val="single" w:sz="4" w:color="C7D7D9"/>
-          <w:bottom w:val="single" w:sz="4" w:color="C7D7D9"/>
-          <w:right w:val="single" w:sz="4" w:color="C7D7D9"/>
-          <w:insideH w:val="single" w:sz="4" w:color="C7D7D9"/>
-          <w:insideV w:val="single" w:sz="4" w:color="C7D7D9"/>
-        </w:tblBorders>
-      </w:tblPr>
-      <w:tblGrid>
-        <w:gridCol w:w="4513"/>
-        <w:gridCol w:w="4513"/>
-      </w:tblGrid>
-      <w:tr>
-        <w:tc>
-          <w:tcPr>
-            <w:tcW w:type="dxa" w:w="2400"/>
-            <w:shd w:val="clear" w:color="auto" w:fill="374151"/>
-          </w:tcPr>
-          <w:p>
-            <w:pPr>
-              <w:spacing w:after="40" w:before="40"/>
-            </w:pPr>
-            <w:r>
-              <w:rPr>
-                <w:rFonts w:ascii="Arial" w:hAnsi="Arial"/>
-                <w:b/>
-                <w:color w:val="FFFFFF"/>
-                <w:sz w:val="20"/>
-              </w:rPr>
-              <w:t>Service</w:t>
-            </w:r>
-          </w:p>
-        </w:tc>
-        <w:tc>
-          <w:tcPr>
-            <w:tcW w:type="dxa" w:w="6626"/>
-            <w:shd w:val="clear" w:color="auto" w:fill="374151"/>
-          </w:tcPr>
-          <w:p>
-            <w:pPr>
-              <w:spacing w:after="40" w:before="40"/>
-            </w:pPr>
-            <w:r>
-              <w:rPr>
-                <w:rFonts w:ascii="Arial" w:hAnsi="Arial"/>
-                <w:b/>
-                <w:color w:val="FFFFFF"/>
-                <w:sz w:val="20"/>
-              </w:rPr>
-              <w:t>Key operations</w:t>
-            </w:r>
-          </w:p>
-        </w:tc>
-      </w:tr>
-      <w:tr>
-        <w:tc>
-          <w:tcPr>
-            <w:tcW w:type="dxa" w:w="2400"/>
-            <w:shd w:val="clear" w:color="auto" w:fill="F3F4F6"/>
-          </w:tcPr>
-          <w:p>
-            <w:pPr>
-              <w:spacing w:after="40" w:before="40"/>
-            </w:pPr>
-            <w:r>
-              <w:rPr>
-                <w:rFonts w:ascii="Arial" w:hAnsi="Arial"/>
-                <w:sz w:val="20"/>
-              </w:rPr>
-              <w:t>LessonProposalService</w:t>
-            </w:r>
-          </w:p>
-        </w:tc>
-        <w:tc>
-          <w:tcPr>
-            <w:tcW w:type="dxa" w:w="6626"/>
-            <w:shd w:val="clear" w:color="auto" w:fill="F3F4F6"/>
-          </w:tcPr>
-          <w:p>
-            <w:pPr>
-              <w:spacing w:after="40" w:before="40"/>
-            </w:pPr>
-            <w:r>
-              <w:rPr>
-                <w:rFonts w:ascii="Arial" w:hAnsi="Arial"/>
-                <w:sz w:val="20"/>
-              </w:rPr>
-              <w:t>Create/submit a proposal; Approve(proposalId, approverUserId); Reject(proposalId, approverUserId, comments).</w:t>
-            </w:r>
-          </w:p>
-        </w:tc>
-      </w:tr>
-      <w:tr>
-        <w:tc>
-          <w:tcPr>
-            <w:tcW w:type="dxa" w:w="2400"/>
-            <w:shd w:val="clear" w:color="auto" w:fill="FFFFFF"/>
-          </w:tcPr>
-          <w:p>
-            <w:pPr>
-              <w:spacing w:after="40" w:before="40"/>
-            </w:pPr>
-            <w:r>
-              <w:rPr>
-                <w:rFonts w:ascii="Arial" w:hAnsi="Arial"/>
-                <w:sz w:val="20"/>
-              </w:rPr>
-              <w:t>CompletionService</w:t>
-            </w:r>
-          </w:p>
-        </w:tc>
-        <w:tc>
-          <w:tcPr>
-            <w:tcW w:type="dxa" w:w="6626"/>
-            <w:shd w:val="clear" w:color="auto" w:fill="FFFFFF"/>
-          </w:tcPr>
-          <w:p>
-            <w:pPr>
-              <w:spacing w:after="40" w:before="40"/>
-            </w:pPr>
-            <w:r>
-              <w:rPr>
-                <w:rFonts w:ascii="Arial" w:hAnsi="Arial"/>
-                <w:sz w:val="20"/>
-              </w:rPr>
-              <w:t>MarkComplete(studentId, lessonId, teacherUserId, note?) — blocked if active ConsentRecord is expired/missing.</w:t>
-            </w:r>
-          </w:p>
-        </w:tc>
-      </w:tr>
-      <w:tr>
-        <w:tc>
-          <w:tcPr>
-            <w:tcW w:type="dxa" w:w="2400"/>
-            <w:shd w:val="clear" w:color="auto" w:fill="F3F4F6"/>
-          </w:tcPr>
-          <w:p>
-            <w:pPr>
-              <w:spacing w:after="40" w:before="40"/>
-            </w:pPr>
-            <w:r>
-              <w:rPr>
-                <w:rFonts w:ascii="Arial" w:hAnsi="Arial"/>
-                <w:sz w:val="20"/>
-              </w:rPr>
-              <w:t>PromotionService</w:t>
-            </w:r>
-          </w:p>
-        </w:tc>
-        <w:tc>
-          <w:tcPr>
-            <w:tcW w:type="dxa" w:w="6626"/>
-            <w:shd w:val="clear" w:color="auto" w:fill="F3F4F6"/>
-          </w:tcPr>
-          <w:p>
-            <w:pPr>
-              <w:spacing w:after="40" w:before="40"/>
-            </w:pPr>
-            <w:r>
-              <w:rPr>
-                <w:rFonts w:ascii="Arial" w:hAnsi="Arial"/>
-                <w:sz w:val="20"/>
-              </w:rPr>
-              <w:t>Checks all active Lessons in CurrentRankId complete; closes/opens StudentRankProgress rows; advances Student.CurrentRankId; awards RankBadge; sets Status = Graduated at final rank.</w:t>
-            </w:r>
-          </w:p>
-        </w:tc>
-      </w:tr>
-      <w:tr>
-        <w:tc>
-          <w:tcPr>
-            <w:tcW w:type="dxa" w:w="2400"/>
-            <w:shd w:val="clear" w:color="auto" w:fill="FFFFFF"/>
-          </w:tcPr>
-          <w:p>
-            <w:pPr>
-              <w:spacing w:after="40" w:before="40"/>
-            </w:pPr>
-            <w:r>
-              <w:rPr>
-                <w:rFonts w:ascii="Arial" w:hAnsi="Arial"/>
-                <w:sz w:val="20"/>
-              </w:rPr>
-              <w:t>CertificateService</w:t>
-            </w:r>
-          </w:p>
-        </w:tc>
-        <w:tc>
-          <w:tcPr>
-            <w:tcW w:type="dxa" w:w="6626"/>
-            <w:shd w:val="clear" w:color="auto" w:fill="FFFFFF"/>
-          </w:tcPr>
-          <w:p>
-            <w:pPr>
-              <w:spacing w:after="40" w:before="40"/>
-            </w:pPr>
-            <w:r>
-              <w:rPr>
-                <w:rFonts w:ascii="Arial" w:hAnsi="Arial"/>
-                <w:sz w:val="20"/>
-              </w:rPr>
-              <w:t>Generate(...) — QuestPDF from template, uploads to Blob Storage, writes Certificate row.</w:t>
-            </w:r>
-          </w:p>
-        </w:tc>
-      </w:tr>
-      <w:tr>
-        <w:tc>
-          <w:tcPr>
-            <w:tcW w:type="dxa" w:w="2400"/>
-            <w:shd w:val="clear" w:color="auto" w:fill="F3F4F6"/>
-          </w:tcPr>
-          <w:p>
-            <w:pPr>
-              <w:spacing w:after="40" w:before="40"/>
-            </w:pPr>
-            <w:r>
-              <w:rPr>
-                <w:rFonts w:ascii="Arial" w:hAnsi="Arial"/>
-                <w:sz w:val="20"/>
-              </w:rPr>
-              <w:t>ConsentExpiryJob</w:t>
-            </w:r>
-          </w:p>
-        </w:tc>
-        <w:tc>
-          <w:tcPr>
-            <w:tcW w:type="dxa" w:w="6626"/>
-            <w:shd w:val="clear" w:color="auto" w:fill="F3F4F6"/>
-          </w:tcPr>
-          <w:p>
-            <w:pPr>
-              <w:spacing w:after="40" w:before="40"/>
-            </w:pPr>
-            <w:r>
-              <w:rPr>
-                <w:rFonts w:ascii="Arial" w:hAnsi="Arial"/>
-                <w:sz w:val="20"/>
-              </w:rPr>
-              <w:t>Scheduled (WebJob) daily sweep — flags expiring/expired consents/DBS, triggers notifications, escalates to Admin/Safeguarding Officer; also runs at-risk (8-week) flagging.</w:t>
-            </w:r>
-          </w:p>
-        </w:tc>
-      </w:tr>
-      <w:tr>
-        <w:tc>
-          <w:tcPr>
-            <w:tcW w:type="dxa" w:w="2400"/>
-            <w:shd w:val="clear" w:color="auto" w:fill="FFFFFF"/>
-          </w:tcPr>
-          <w:p>
-            <w:pPr>
-              <w:spacing w:after="40" w:before="40"/>
-            </w:pPr>
-            <w:r>
-              <w:rPr>
-                <w:rFonts w:ascii="Arial" w:hAnsi="Arial"/>
-                <w:sz w:val="20"/>
-              </w:rPr>
-              <w:t>NotificationService</w:t>
-            </w:r>
-          </w:p>
-        </w:tc>
-        <w:tc>
-          <w:tcPr>
-            <w:tcW w:type="dxa" w:w="6626"/>
-            <w:shd w:val="clear" w:color="auto" w:fill="FFFFFF"/>
-          </w:tcPr>
-          <w:p>
-            <w:pPr>
-              <w:spacing w:after="40" w:before="40"/>
-            </w:pPr>
-            <w:r>
-              <w:rPr>
-                <w:rFonts w:ascii="Arial" w:hAnsi="Arial"/>
-                <w:sz w:val="20"/>
-              </w:rPr>
-              <w:t>Wraps Azure Communication Services Email for completion/promotion confirmations, expiry reminders, at-risk flags.</w:t>
-            </w:r>
-          </w:p>
-        </w:tc>
-      </w:tr>
-    </w:tbl>
     <w:p>
       <w:pPr>
-        <w:spacing w:after="80"/>
+        <w:spacing w:after="120" w:before="0"/>
       </w:pPr>
+      <w:r>
+        <w:rPr>
+          <w:rFonts w:ascii="Arial" w:hAnsi="Arial"/>
+          <w:b w:val="0"/>
+          <w:i w:val="0"/>
+          <w:sz w:val="22"/>
+        </w:rPr>
+        <w:t>[TBC – owner: Philip] Internal service method contracts (e.g. exact exception types raised by CompletionService/PromotionService) are not yet formally specified.</w:t>
+      </w:r>
     </w:p>
     <w:p>
       <w:pPr>
@@ -2342,9 +2125,18 @@
       <w:r>
         <w:rPr>
           <w:rFonts w:ascii="Arial" w:hAnsi="Arial"/>
+          <w:b/>
           <w:sz w:val="22"/>
         </w:rPr>
-        <w:t>Lesson completion: CompletionService.MarkComplete → consent-validity check (block if expired/missing) → record StudentLessonCompletion → PromotionService check → CertificateService.Generate.</w:t>
+        <w:t>LessonProposalService</w:t>
+      </w:r>
+      <w:r>
+        <w:rPr>
+          <w:rFonts w:ascii="Arial" w:hAnsi="Arial"/>
+          <w:b w:val="0"/>
+          <w:sz w:val="22"/>
+        </w:rPr>
+        <w:t xml:space="preserve"> — create/submit a proposal; Approve(proposalId, approverUserId) applies ProposedContent to Lesson; Reject(proposalId, approverUserId, comments) sets Status and enables resubmission via ResubmissionOfProposalId.</w:t>
       </w:r>
     </w:p>
     <w:p>
@@ -2355,9 +2147,18 @@
       <w:r>
         <w:rPr>
           <w:rFonts w:ascii="Arial" w:hAnsi="Arial"/>
+          <w:b/>
           <w:sz w:val="22"/>
         </w:rPr>
-        <w:t>Curriculum change: Teacher proposes (LessonProposalService) → Approver Approve (applies ProposedContent to Lesson) or Reject (with comments) → Teacher may resubmit via ResubmissionOfProposalId.</w:t>
+        <w:t>CompletionService</w:t>
+      </w:r>
+      <w:r>
+        <w:rPr>
+          <w:rFonts w:ascii="Arial" w:hAnsi="Arial"/>
+          <w:b w:val="0"/>
+          <w:sz w:val="22"/>
+        </w:rPr>
+        <w:t xml:space="preserve"> — MarkComplete(studentId, lessonId, teacherUserId, note?): blocked if the student's active ConsentRecord is expired/missing (hard business rule); on success, triggers PromotionService check and CertificateService.Generate(...).</w:t>
       </w:r>
     </w:p>
     <w:p>
@@ -2368,9 +2169,18 @@
       <w:r>
         <w:rPr>
           <w:rFonts w:ascii="Arial" w:hAnsi="Arial"/>
+          <w:b/>
           <w:sz w:val="22"/>
         </w:rPr>
-        <w:t>Consent/DBS expiry: ConsentExpiryJob daily sweep → flags expiring/expired records → NotificationService sends reminders/escalations.</w:t>
+        <w:t>PromotionService</w:t>
+      </w:r>
+      <w:r>
+        <w:rPr>
+          <w:rFonts w:ascii="Arial" w:hAnsi="Arial"/>
+          <w:b w:val="0"/>
+          <w:sz w:val="22"/>
+        </w:rPr>
+        <w:t xml:space="preserve"> — after a completion, checks whether all active Lessons in the student's CurrentRankId are complete; if so, closes the current StudentRankProgress row, opens the next, advances CurrentRankId, and awards the RankBadge via a new StudentBadge. At the final rank, sets Student.Status = Graduated instead of advancing further.</w:t>
       </w:r>
     </w:p>
     <w:p>
@@ -2381,9 +2191,62 @@
       <w:r>
         <w:rPr>
           <w:rFonts w:ascii="Arial" w:hAnsi="Arial"/>
+          <w:b/>
           <w:sz w:val="22"/>
         </w:rPr>
-        <w:t>At-risk flagging: ConsentExpiryJob sweep also checks for no lesson completion within 8 weeks → surfaces to Admin.</w:t>
+        <w:t>CertificateService</w:t>
+      </w:r>
+      <w:r>
+        <w:rPr>
+          <w:rFonts w:ascii="Arial" w:hAnsi="Arial"/>
+          <w:b w:val="0"/>
+          <w:sz w:val="22"/>
+        </w:rPr>
+        <w:t xml:space="preserve"> — generates a PDF via QuestPDF from a template, uploads to Blob Storage, writes a Certificate row.</w:t>
+      </w:r>
+    </w:p>
+    <w:p>
+      <w:pPr>
+        <w:pStyle w:val="ListBullet"/>
+        <w:spacing w:after="60"/>
+      </w:pPr>
+      <w:r>
+        <w:rPr>
+          <w:rFonts w:ascii="Arial" w:hAnsi="Arial"/>
+          <w:b/>
+          <w:sz w:val="22"/>
+        </w:rPr>
+        <w:t>ConsentExpiryJob</w:t>
+      </w:r>
+      <w:r>
+        <w:rPr>
+          <w:rFonts w:ascii="Arial" w:hAnsi="Arial"/>
+          <w:b w:val="0"/>
+          <w:sz w:val="22"/>
+        </w:rPr>
+        <w:t xml:space="preserve"> (WebJob, scheduled — ADR-0003) — daily sweep: flags consents/DBS checks expiring within a configurable window and expired ones, triggers NotificationService emails, escalates to Admin/Safeguarding Officer. Also runs at-risk/disengaged flagging (no completion within 8 weeks) and surfaces the ‘records due for deletion’ report (section 10).</w:t>
+      </w:r>
+    </w:p>
+    <w:p>
+      <w:pPr>
+        <w:pStyle w:val="ListBullet"/>
+        <w:spacing w:after="60"/>
+      </w:pPr>
+      <w:r>
+        <w:rPr>
+          <w:rFonts w:ascii="Arial" w:hAnsi="Arial"/>
+          <w:b/>
+          <w:sz w:val="22"/>
+        </w:rPr>
+        <w:t>NotificationService</w:t>
+      </w:r>
+      <w:r>
+        <w:rPr>
+          <w:rFonts w:ascii="Arial" w:hAnsi="Arial"/>
+          <w:b w:val="0"/>
+          <w:sz w:val="22"/>
+        </w:rPr>
+        <w:t xml:space="preserve"> — wraps Azure Communication Services Email for completion/promotion confirmations, consent-expiry reminders, and at-risk flags. Failure handling (added at design review): a failed send for a safeguarding-critical notification (expired consent, expired DBS) is retried with backoff and, if still failing, logged as an escalation-visible failure to Admin — a silent failure here must not be possible, since it is the mechanism that surfaces a safeguarding lapse. Non-critical notifications (e.g. routine completion confirmations) log failure without escalation.</w:t>
       </w:r>
     </w:p>
     <w:p>
@@ -2427,7 +2290,7 @@
           <w:i w:val="0"/>
           <w:sz w:val="22"/>
         </w:rPr>
-        <w:t>[TBC – owner: Philip] Field-level validation rules beyond the consent-blocking rule (e.g. required fields, formats) are not yet specified in low-level-design.md.</w:t>
+        <w:t>[TBC – owner: Philip] Field-level validation rules beyond the consent-blocking rule (e.g. required fields, formats) are not yet specified.</w:t>
       </w:r>
     </w:p>
     <w:p>
@@ -2457,7 +2320,21 @@
           <w:i w:val="0"/>
           <w:sz w:val="22"/>
         </w:rPr>
-        <w:t>[TBC – owner: Philip] Error handling and retry policy (e.g. for Blob Storage or email delivery failures) is not yet specified in low-level-design.md.</w:t>
+        <w:t>Notification failure handling (new this render): safeguarding-critical notifications (expired consent, expired DBS) are retried with backoff and, on continued failure, escalated as a visible failure to Admin rather than silently dropped — see NotificationService, section 4, and TC-013 (VLMS-TEST).</w:t>
+      </w:r>
+    </w:p>
+    <w:p>
+      <w:pPr>
+        <w:spacing w:after="120" w:before="0"/>
+      </w:pPr>
+      <w:r>
+        <w:rPr>
+          <w:rFonts w:ascii="Arial" w:hAnsi="Arial"/>
+          <w:b w:val="0"/>
+          <w:i w:val="0"/>
+          <w:sz w:val="22"/>
+        </w:rPr>
+        <w:t>[TBC – owner: Philip] Error handling/retry policy for Blob Storage upload failures (certificate generation) is not yet specified.</w:t>
       </w:r>
     </w:p>
     <w:p>
@@ -2487,7 +2364,46 @@
           <w:i w:val="0"/>
           <w:sz w:val="22"/>
         </w:rPr>
-        <w:t>Authentication: Microsoft Entra External ID (OIDC), per ADR-0001. Authorization: role-based (UserRole.Role) via ASP.NET Core authorization policies, plus resource-based checks: a Parent may only view/act on Student records linked via StudentGuardianLink; a Student may only view their own record; a Teacher sees all students in the programme (confirmed) — not scoped to Student.AssignedTeacherUserId, so teachers can cover for each other.</w:t>
+        <w:t>Authentication: Microsoft Entra External ID (OIDC), per ADR-0001. Authorization: role-based (UserRole.Role: Admin/Teacher/Approver/Parent/Student/SafeguardingOfficer), modelled as application claims per ADR-0002, implemented via ASP.NET Core authorization policies, plus resource-based checks where a flat role isn't enough:</w:t>
+      </w:r>
+    </w:p>
+    <w:p>
+      <w:pPr>
+        <w:pStyle w:val="ListBullet"/>
+        <w:spacing w:after="60"/>
+      </w:pPr>
+      <w:r>
+        <w:rPr>
+          <w:rFonts w:ascii="Arial" w:hAnsi="Arial"/>
+          <w:sz w:val="22"/>
+        </w:rPr>
+        <w:t>A Parent may only view/act on Student records linked to them via StudentGuardianLink — and that link is only ever created by Admin/Teacher (see ‘Guardian link verification’ below), never claimed by the parent themselves.</w:t>
+      </w:r>
+    </w:p>
+    <w:p>
+      <w:pPr>
+        <w:pStyle w:val="ListBullet"/>
+        <w:spacing w:after="60"/>
+      </w:pPr>
+      <w:r>
+        <w:rPr>
+          <w:rFonts w:ascii="Arial" w:hAnsi="Arial"/>
+          <w:sz w:val="22"/>
+        </w:rPr>
+        <w:t>A Student may only view their own record.</w:t>
+      </w:r>
+    </w:p>
+    <w:p>
+      <w:pPr>
+        <w:pStyle w:val="ListBullet"/>
+        <w:spacing w:after="60"/>
+      </w:pPr>
+      <w:r>
+        <w:rPr>
+          <w:rFonts w:ascii="Arial" w:hAnsi="Arial"/>
+          <w:sz w:val="22"/>
+        </w:rPr>
+        <w:t>A Teacher sees all students in the programme (confirmed) — not scoped to Student.AssignedTeacherUserId, so teachers can cover for each other.</w:t>
       </w:r>
     </w:p>
     <w:p>
@@ -2501,7 +2417,7 @@
           <w:i w:val="0"/>
           <w:sz w:val="22"/>
         </w:rPr>
-        <w:t>Column-level masking and whole-record access restriction: enforced at the data-access layer (a query-shaping method per sensitive field set / entity, keyed by caller's role) rather than database-level column encryption, to keep the solo-maintainer surface area small. DbsCheck is restricted entirely to Admin/Safeguarding Officer; ConsentRecord's sensitive fields are masked from Teacher and Approver.</w:t>
+        <w:t>Column-level masking and whole-record access restriction: enforced structurally via EF Core global query filters on the DbContext (ADR-0004), not an opt-in per-call convention. DbsCheck is restricted entirely to Admin/Safeguarding Officer; ConsentRecord's sensitive fields are masked from Teacher and Approver. Every read of these is additionally written to SensitiveDataAccessLog.</w:t>
       </w:r>
     </w:p>
     <w:p>
@@ -2515,7 +2431,49 @@
           <w:i w:val="0"/>
           <w:sz w:val="22"/>
         </w:rPr>
-        <w:t>[TBC – owner: Philip] Whether this satisfies the OWASP ASVS 5.0 access-control chapter is to be confirmed at build time.</w:t>
+        <w:t>Guardian link verification (new — closes a design-review gap): a StudentGuardianLink is created only by Admin (or a Teacher acting under Admin's authority) at student registration — never by parent self-service. The Admin/Teacher enters the guardian's details and issues an Entra External ID invitation already scoped to the correct Student record. This closes a gap where Entra External ID's self-service sign-up would otherwise let a parent register and claim a relationship to a child with no verification that the claim is genuine, before ever touching medical/consent data.</w:t>
+      </w:r>
+    </w:p>
+    <w:p>
+      <w:pPr>
+        <w:spacing w:after="120" w:before="0"/>
+      </w:pPr>
+      <w:r>
+        <w:rPr>
+          <w:rFonts w:ascii="Arial" w:hAnsi="Arial"/>
+          <w:b w:val="0"/>
+          <w:i w:val="0"/>
+          <w:sz w:val="22"/>
+        </w:rPr>
+        <w:t>[TBC – owner: Philip] Data protection in transit and at rest is not yet explicitly specified beyond the platform defaults of Azure App Service, Azure SQL Database, Blob Storage and Entra External ID (TLS).</w:t>
+      </w:r>
+    </w:p>
+    <w:p>
+      <w:pPr>
+        <w:spacing w:after="120" w:before="0"/>
+      </w:pPr>
+      <w:r>
+        <w:rPr>
+          <w:rFonts w:ascii="Arial" w:hAnsi="Arial"/>
+          <w:b w:val="0"/>
+          <w:i w:val="0"/>
+          <w:sz w:val="22"/>
+        </w:rPr>
+        <w:t>Test coverage for this model (masking, whole-record restriction, audit logging, guardian-link scoping) is the priority of the access-control test suite — TC-006, TC-007, TC-008, TC-011, TC-012 (VLMS-TEST).</w:t>
+      </w:r>
+    </w:p>
+    <w:p>
+      <w:pPr>
+        <w:spacing w:after="120" w:before="0"/>
+      </w:pPr>
+      <w:r>
+        <w:rPr>
+          <w:rFonts w:ascii="Arial" w:hAnsi="Arial"/>
+          <w:b w:val="0"/>
+          <w:i w:val="0"/>
+          <w:sz w:val="22"/>
+        </w:rPr>
+        <w:t>[TBC – owner: Philip] Whether this satisfies the OWASP ASVS 5.0 access-control and logging chapters is to be confirmed at build/test time (ADR-0004 consequences).</w:t>
       </w:r>
     </w:p>
     <w:p>
@@ -2545,7 +2503,7 @@
           <w:i w:val="0"/>
           <w:sz w:val="22"/>
         </w:rPr>
-        <w:t>The web app runs as a single Azure App Service (Linux) process. The ConsentExpiryJob runs as an Azure App Service WebJob co-located with the web app (decided — no separate Azure resource, matching the solo-maintainer preference for fewest moving parts, raid.md R-002). There is no separate API surface or externally invocable interface; all invocation is either interactive (Blazor UI) or the daily scheduled sweep.</w:t>
+        <w:t>The web app runs as a single Azure App Service (Linux) process. The ConsentExpiryJob runs as an Azure App Service WebJob co-located with the web app (ADR-0003 — decided; no separate Azure resource, matching the solo-maintainer preference for fewest moving parts, VLMS-RAID R-002). There is no separate API surface or externally invocable interface; all invocation is either interactive (Blazor UI) or the daily scheduled sweep.</w:t>
       </w:r>
     </w:p>
     <w:p>
@@ -2575,7 +2533,7 @@
           <w:i w:val="0"/>
           <w:sz w:val="22"/>
         </w:rPr>
-        <w:t>Component/container diagram: see VLMS-SDA section 3 (C4 context/containers) — the solution structure in section 1 above maps directly onto that diagram's “Web app” container.</w:t>
+        <w:t>Component/container diagram: see VLMS-SDA section 3 (C4 context/containers) — the solution structure in section 1 above maps directly onto that diagram's ‘Web app’ container.</w:t>
       </w:r>
     </w:p>
     <w:p>
@@ -2619,7 +2577,7 @@
           <w:i w:val="0"/>
           <w:sz w:val="22"/>
         </w:rPr>
-        <w:t>System of record: this database is authoritative for all entities above (no external source of truth, per integration.md). Retention: student records (including consent, medical/dietary/SEN data) retained 3 years from the student leaving/graduating the programme. DBS checks are held against Teachers, not students, and are retained 6 years after expiry/the teacher leaving. No migration — clean start (A-003).</w:t>
+        <w:t>System of record: this database is authoritative for all entities above (no external source of truth, per integration.md). Retention: student records (including consent, medical/dietary/SEN data) retained 3 years from the student leaving/graduating the programme. DBS checks are held against Teachers, not students, and are retained 6 years after expiry/the teacher leaving.</w:t>
       </w:r>
     </w:p>
     <w:p>
@@ -2633,7 +2591,91 @@
           <w:i w:val="0"/>
           <w:sz w:val="22"/>
         </w:rPr>
-        <w:t>[TBC – owner: Philip] Deletion mechanism (hard delete vs anonymisation) and enforcement (manual admin process vs automated purge job) is not yet decided (security-compliance.md).</w:t>
+        <w:t>Deletion enforcement — interim decision (new this render, closes a previous open item): manual, Admin-triggered deletion once a record passes its retention period, via an Admin-facing ‘records due for deletion’ report generated by ConsentExpiryJob's wider sweep. Full automated purge is deferred — acceptable for solo-scale operation, recorded as a deliberate interim choice, not an oversight.</w:t>
+      </w:r>
+    </w:p>
+    <w:p>
+      <w:pPr>
+        <w:spacing w:after="120" w:before="0"/>
+      </w:pPr>
+      <w:r>
+        <w:rPr>
+          <w:rFonts w:ascii="Arial" w:hAnsi="Arial"/>
+          <w:b w:val="0"/>
+          <w:i w:val="0"/>
+          <w:sz w:val="22"/>
+        </w:rPr>
+        <w:t>No migration — clean start (A-003, VLMS-RAID).</w:t>
+      </w:r>
+    </w:p>
+    <w:p>
+      <w:pPr>
+        <w:keepNext/>
+        <w:spacing w:before="280" w:after="120"/>
+        <w:outlineLvl w:val="0"/>
+      </w:pPr>
+      <w:r>
+        <w:rPr>
+          <w:rFonts w:ascii="Arial" w:hAnsi="Arial"/>
+          <w:b/>
+          <w:color w:val="111827"/>
+          <w:sz w:val="32"/>
+        </w:rPr>
+        <w:t>11. Open items to resolve before build</w:t>
+      </w:r>
+    </w:p>
+    <w:p>
+      <w:pPr>
+        <w:pStyle w:val="ListBullet"/>
+        <w:spacing w:after="60"/>
+      </w:pPr>
+      <w:r>
+        <w:rPr>
+          <w:rFonts w:ascii="Arial" w:hAnsi="Arial"/>
+          <w:sz w:val="22"/>
+        </w:rPr>
+        <w:t>Certificate delivery mechanism (download from dashboard vs emailed automatically) — not yet decided (VLMS-SRS section 3.2).</w:t>
+      </w:r>
+    </w:p>
+    <w:p>
+      <w:pPr>
+        <w:pStyle w:val="ListBullet"/>
+        <w:spacing w:after="60"/>
+      </w:pPr>
+      <w:r>
+        <w:rPr>
+          <w:rFonts w:ascii="Arial" w:hAnsi="Arial"/>
+          <w:sz w:val="22"/>
+        </w:rPr>
+        <w:t>Confirm the EF Core global query filter + audit log design (ADR-0004) against the OWASP ASVS 5.0 access-control and logging chapters during implementation, via TC-011/TC-012.</w:t>
+      </w:r>
+    </w:p>
+    <w:p>
+      <w:pPr>
+        <w:spacing w:after="120" w:before="0"/>
+      </w:pPr>
+      <w:r>
+        <w:rPr>
+          <w:rFonts w:ascii="Arial" w:hAnsi="Arial"/>
+          <w:b w:val="0"/>
+          <w:i w:val="0"/>
+          <w:sz w:val="22"/>
+        </w:rPr>
+        <w:t>Resolved at design review (previously open, now closed): retention periods (3 years student, 6 years DBS), role/PII visibility boundaries, guardian-link verification, read-audit logging, masking enforcement mechanism, and the WebJob-vs-Functions choice (ADR-0003) — all confirmed above and in VLMS-SDA section 9.</w:t>
+      </w:r>
+    </w:p>
+    <w:p>
+      <w:pPr>
+        <w:spacing w:after="120" w:before="0"/>
+      </w:pPr>
+      <w:r>
+        <w:rPr>
+          <w:rFonts w:ascii="Arial" w:hAnsi="Arial"/>
+          <w:b w:val="0"/>
+          <w:i/>
+          <w:sz w:val="22"/>
+        </w:rPr>
+        <w:t>Correction note: the previous render of this document asserted ‘no open items’ while simultaneously listing open items above — a self-contradiction flagged at design review. This render states the two genuinely open items plainly and separates them from the resolved set.</w:t>
       </w:r>
     </w:p>
     <w:sectPr>

--- a/gates/design/VLMS_LLD.docx
+++ b/gates/design/VLMS_LLD.docx
@@ -201,7 +201,7 @@
                 <w:rFonts w:ascii="Arial" w:hAnsi="Arial"/>
                 <w:sz w:val="20"/>
               </w:rPr>
-              <w:t>1.1</w:t>
+              <w:t>1.2</w:t>
             </w:r>
           </w:p>
         </w:tc>
@@ -744,6 +744,80 @@
           </w:p>
         </w:tc>
       </w:tr>
+      <w:tr>
+        <w:tc>
+          <w:tcPr>
+            <w:tcW w:type="dxa" w:w="1150"/>
+            <w:shd w:val="clear" w:color="auto" w:fill="F3F4F6"/>
+          </w:tcPr>
+          <w:p>
+            <w:pPr>
+              <w:spacing w:after="40" w:before="40"/>
+            </w:pPr>
+            <w:r>
+              <w:rPr>
+                <w:rFonts w:ascii="Arial" w:hAnsi="Arial"/>
+                <w:sz w:val="20"/>
+              </w:rPr>
+              <w:t>1.2</w:t>
+            </w:r>
+          </w:p>
+        </w:tc>
+        <w:tc>
+          <w:tcPr>
+            <w:tcW w:type="dxa" w:w="1500"/>
+            <w:shd w:val="clear" w:color="auto" w:fill="F3F4F6"/>
+          </w:tcPr>
+          <w:p>
+            <w:pPr>
+              <w:spacing w:after="40" w:before="40"/>
+            </w:pPr>
+            <w:r>
+              <w:rPr>
+                <w:rFonts w:ascii="Arial" w:hAnsi="Arial"/>
+                <w:sz w:val="20"/>
+              </w:rPr>
+              <w:t>17 July 2026</w:t>
+            </w:r>
+          </w:p>
+        </w:tc>
+        <w:tc>
+          <w:tcPr>
+            <w:tcW w:type="dxa" w:w="2700"/>
+            <w:shd w:val="clear" w:color="auto" w:fill="F3F4F6"/>
+          </w:tcPr>
+          <w:p>
+            <w:pPr>
+              <w:spacing w:after="40" w:before="40"/>
+            </w:pPr>
+            <w:r>
+              <w:rPr>
+                <w:rFonts w:ascii="Arial" w:hAnsi="Arial"/>
+                <w:sz w:val="20"/>
+              </w:rPr>
+              <w:t>Philip</w:t>
+            </w:r>
+          </w:p>
+        </w:tc>
+        <w:tc>
+          <w:tcPr>
+            <w:tcW w:type="dxa" w:w="3676"/>
+            <w:shd w:val="clear" w:color="auto" w:fill="F3F4F6"/>
+          </w:tcPr>
+          <w:p>
+            <w:pPr>
+              <w:spacing w:after="40" w:before="40"/>
+            </w:pPr>
+            <w:r>
+              <w:rPr>
+                <w:rFonts w:ascii="Arial" w:hAnsi="Arial"/>
+                <w:sz w:val="20"/>
+              </w:rPr>
+              <w:t>Re-render addressing a real technical defect caught at second design review: the original design specified an EF Core global query filter to mask three ConsentRecord fields at column level, which is not possible — a query filter can only include/exclude a whole row. Fixed by splitting ConsentRecord into ConsentRecord (non-sensitive) + ConsentSensitiveDetails (sensitive), both now whole-entity restricted like DbsCheck. Also added: the DbCommandInterceptor audit-write mechanism (named explicitly), SensitiveDataAccessLog tamper protection (database-level DENY) and 6-year retention, an evidentiary basis for guardian-link creation, and the hard-delete-vs-anonymisation decision (hard delete). Section 2 entity table, section 7 (security implementation) and section 10 (data lifecycle) rewritten accordingly; test coverage references now include TC-014.</w:t>
+            </w:r>
+          </w:p>
+        </w:tc>
+      </w:tr>
     </w:tbl>
     <w:p>
       <w:pPr>
@@ -785,7 +859,7 @@
     </w:p>
     <w:p>
       <w:pPr>
-        <w:spacing w:after="200" w:before="0"/>
+        <w:spacing w:after="120" w:before="0"/>
       </w:pPr>
       <w:r>
         <w:rPr>
@@ -811,6 +885,20 @@
           <w:sz w:val="32"/>
         </w:rPr>
         <w:t>1. Component responsibilities</w:t>
+      </w:r>
+    </w:p>
+    <w:p>
+      <w:pPr>
+        <w:spacing w:after="120" w:before="0"/>
+      </w:pPr>
+      <w:r>
+        <w:rPr>
+          <w:rFonts w:ascii="Arial" w:hAnsi="Arial"/>
+          <w:b w:val="0"/>
+          <w:i w:val="0"/>
+          <w:sz w:val="22"/>
+        </w:rPr>
+        <w:t>Framework/hosting: .NET, Blazor Web App, hosted on Azure App Service (Linux), Basic (B1) tier (ADR-0001). No separate public API project — per integration.md, VLMS is standalone with no external system needing programmatic access. If that changes, a Vlms.Api project can be split out later without redesigning the domain/infrastructure layers.</w:t>
       </w:r>
     </w:p>
     <w:tbl>
@@ -982,7 +1070,7 @@
                 <w:rFonts w:ascii="Arial" w:hAnsi="Arial"/>
                 <w:sz w:val="20"/>
               </w:rPr>
-              <w:t>EF Core DbContext, Azure Blob Storage client, Azure Communication Services Email client, QuestPDF certificate generation.</w:t>
+              <w:t>EF Core DbContext (query filters, DbCommandInterceptor), Azure Blob Storage client, Azure Communication Services Email client, QuestPDF certificate generation.</w:t>
             </w:r>
           </w:p>
         </w:tc>
@@ -1033,20 +1121,6 @@
     </w:p>
     <w:p>
       <w:pPr>
-        <w:spacing w:after="120" w:before="0"/>
-      </w:pPr>
-      <w:r>
-        <w:rPr>
-          <w:rFonts w:ascii="Arial" w:hAnsi="Arial"/>
-          <w:b w:val="0"/>
-          <w:i w:val="0"/>
-          <w:sz w:val="22"/>
-        </w:rPr>
-        <w:t>Framework/hosting: .NET, Blazor Web App, hosted on Azure App Service (Linux), Basic (B1) tier (ADR-0001). No separate public API project — per integration.md, VLMS is standalone with no external system needing programmatic access. If that changes, a Vlms.Api project can be split out later without redesigning the domain/infrastructure layers.</w:t>
-      </w:r>
-    </w:p>
-    <w:p>
-      <w:pPr>
         <w:keepNext/>
         <w:spacing w:before="280" w:after="120"/>
         <w:outlineLvl w:val="0"/>
@@ -1083,7 +1157,7 @@
       <w:tr>
         <w:tc>
           <w:tcPr>
-            <w:tcW w:type="dxa" w:w="2100"/>
+            <w:tcW w:type="dxa" w:w="2400"/>
             <w:shd w:val="clear" w:color="auto" w:fill="374151"/>
           </w:tcPr>
           <w:p>
@@ -1103,7 +1177,7 @@
         </w:tc>
         <w:tc>
           <w:tcPr>
-            <w:tcW w:type="dxa" w:w="3000"/>
+            <w:tcW w:type="dxa" w:w="3400"/>
             <w:shd w:val="clear" w:color="auto" w:fill="374151"/>
           </w:tcPr>
           <w:p>
@@ -1123,7 +1197,7 @@
         </w:tc>
         <w:tc>
           <w:tcPr>
-            <w:tcW w:type="dxa" w:w="3926"/>
+            <w:tcW w:type="dxa" w:w="3226"/>
             <w:shd w:val="clear" w:color="auto" w:fill="374151"/>
           </w:tcPr>
           <w:p>
@@ -1145,7 +1219,7 @@
       <w:tr>
         <w:tc>
           <w:tcPr>
-            <w:tcW w:type="dxa" w:w="2100"/>
+            <w:tcW w:type="dxa" w:w="2400"/>
             <w:shd w:val="clear" w:color="auto" w:fill="F3F4F6"/>
           </w:tcPr>
           <w:p>
@@ -1163,7 +1237,7 @@
         </w:tc>
         <w:tc>
           <w:tcPr>
-            <w:tcW w:type="dxa" w:w="3000"/>
+            <w:tcW w:type="dxa" w:w="3400"/>
             <w:shd w:val="clear" w:color="auto" w:fill="F3F4F6"/>
           </w:tcPr>
           <w:p>
@@ -1181,7 +1255,7 @@
         </w:tc>
         <w:tc>
           <w:tcPr>
-            <w:tcW w:type="dxa" w:w="3926"/>
+            <w:tcW w:type="dxa" w:w="3226"/>
             <w:shd w:val="clear" w:color="auto" w:fill="F3F4F6"/>
           </w:tcPr>
           <w:p>
@@ -1201,7 +1275,7 @@
       <w:tr>
         <w:tc>
           <w:tcPr>
-            <w:tcW w:type="dxa" w:w="2100"/>
+            <w:tcW w:type="dxa" w:w="2400"/>
             <w:shd w:val="clear" w:color="auto" w:fill="FFFFFF"/>
           </w:tcPr>
           <w:p>
@@ -1219,7 +1293,7 @@
         </w:tc>
         <w:tc>
           <w:tcPr>
-            <w:tcW w:type="dxa" w:w="3000"/>
+            <w:tcW w:type="dxa" w:w="3400"/>
             <w:shd w:val="clear" w:color="auto" w:fill="FFFFFF"/>
           </w:tcPr>
           <w:p>
@@ -1237,7 +1311,7 @@
         </w:tc>
         <w:tc>
           <w:tcPr>
-            <w:tcW w:type="dxa" w:w="3926"/>
+            <w:tcW w:type="dxa" w:w="3226"/>
             <w:shd w:val="clear" w:color="auto" w:fill="FFFFFF"/>
           </w:tcPr>
           <w:p>
@@ -1257,7 +1331,7 @@
       <w:tr>
         <w:tc>
           <w:tcPr>
-            <w:tcW w:type="dxa" w:w="2100"/>
+            <w:tcW w:type="dxa" w:w="2400"/>
             <w:shd w:val="clear" w:color="auto" w:fill="F3F4F6"/>
           </w:tcPr>
           <w:p>
@@ -1275,7 +1349,7 @@
         </w:tc>
         <w:tc>
           <w:tcPr>
-            <w:tcW w:type="dxa" w:w="3000"/>
+            <w:tcW w:type="dxa" w:w="3400"/>
             <w:shd w:val="clear" w:color="auto" w:fill="F3F4F6"/>
           </w:tcPr>
           <w:p>
@@ -1293,7 +1367,7 @@
         </w:tc>
         <w:tc>
           <w:tcPr>
-            <w:tcW w:type="dxa" w:w="3926"/>
+            <w:tcW w:type="dxa" w:w="3226"/>
             <w:shd w:val="clear" w:color="auto" w:fill="F3F4F6"/>
           </w:tcPr>
           <w:p>
@@ -1313,7 +1387,7 @@
       <w:tr>
         <w:tc>
           <w:tcPr>
-            <w:tcW w:type="dxa" w:w="2100"/>
+            <w:tcW w:type="dxa" w:w="2400"/>
             <w:shd w:val="clear" w:color="auto" w:fill="FFFFFF"/>
           </w:tcPr>
           <w:p>
@@ -1331,7 +1405,7 @@
         </w:tc>
         <w:tc>
           <w:tcPr>
-            <w:tcW w:type="dxa" w:w="3000"/>
+            <w:tcW w:type="dxa" w:w="3400"/>
             <w:shd w:val="clear" w:color="auto" w:fill="FFFFFF"/>
           </w:tcPr>
           <w:p>
@@ -1349,7 +1423,7 @@
         </w:tc>
         <w:tc>
           <w:tcPr>
-            <w:tcW w:type="dxa" w:w="3926"/>
+            <w:tcW w:type="dxa" w:w="3226"/>
             <w:shd w:val="clear" w:color="auto" w:fill="FFFFFF"/>
           </w:tcPr>
           <w:p>
@@ -1369,7 +1443,7 @@
       <w:tr>
         <w:tc>
           <w:tcPr>
-            <w:tcW w:type="dxa" w:w="2100"/>
+            <w:tcW w:type="dxa" w:w="2400"/>
             <w:shd w:val="clear" w:color="auto" w:fill="F3F4F6"/>
           </w:tcPr>
           <w:p>
@@ -1387,7 +1461,7 @@
         </w:tc>
         <w:tc>
           <w:tcPr>
-            <w:tcW w:type="dxa" w:w="3000"/>
+            <w:tcW w:type="dxa" w:w="3400"/>
             <w:shd w:val="clear" w:color="auto" w:fill="F3F4F6"/>
           </w:tcPr>
           <w:p>
@@ -1405,7 +1479,7 @@
         </w:tc>
         <w:tc>
           <w:tcPr>
-            <w:tcW w:type="dxa" w:w="3926"/>
+            <w:tcW w:type="dxa" w:w="3226"/>
             <w:shd w:val="clear" w:color="auto" w:fill="F3F4F6"/>
           </w:tcPr>
           <w:p>
@@ -1424,7 +1498,7 @@
       <w:tr>
         <w:tc>
           <w:tcPr>
-            <w:tcW w:type="dxa" w:w="2100"/>
+            <w:tcW w:type="dxa" w:w="2400"/>
             <w:shd w:val="clear" w:color="auto" w:fill="FFFFFF"/>
           </w:tcPr>
           <w:p>
@@ -1442,7 +1516,7 @@
         </w:tc>
         <w:tc>
           <w:tcPr>
-            <w:tcW w:type="dxa" w:w="3000"/>
+            <w:tcW w:type="dxa" w:w="3400"/>
             <w:shd w:val="clear" w:color="auto" w:fill="FFFFFF"/>
           </w:tcPr>
           <w:p>
@@ -1460,7 +1534,7 @@
         </w:tc>
         <w:tc>
           <w:tcPr>
-            <w:tcW w:type="dxa" w:w="3926"/>
+            <w:tcW w:type="dxa" w:w="3226"/>
             <w:shd w:val="clear" w:color="auto" w:fill="FFFFFF"/>
           </w:tcPr>
           <w:p>
@@ -1472,7 +1546,7 @@
                 <w:rFonts w:ascii="Arial" w:hAnsi="Arial"/>
                 <w:sz w:val="20"/>
               </w:rPr>
-              <w:t>Many-to-many. Created only by Admin/Teacher at student registration, never by parent self-service — see ‘Guardian link verification’ (section 7).</w:t>
+              <w:t>Many-to-many. Created only by Admin/Teacher at student registration, never by parent self-service — see 'Guardian link verification' (section 7).</w:t>
             </w:r>
           </w:p>
         </w:tc>
@@ -1480,7 +1554,7 @@
       <w:tr>
         <w:tc>
           <w:tcPr>
-            <w:tcW w:type="dxa" w:w="2100"/>
+            <w:tcW w:type="dxa" w:w="2400"/>
             <w:shd w:val="clear" w:color="auto" w:fill="F3F4F6"/>
           </w:tcPr>
           <w:p>
@@ -1498,7 +1572,7 @@
         </w:tc>
         <w:tc>
           <w:tcPr>
-            <w:tcW w:type="dxa" w:w="3000"/>
+            <w:tcW w:type="dxa" w:w="3400"/>
             <w:shd w:val="clear" w:color="auto" w:fill="F3F4F6"/>
           </w:tcPr>
           <w:p>
@@ -1516,7 +1590,7 @@
         </w:tc>
         <w:tc>
           <w:tcPr>
-            <w:tcW w:type="dxa" w:w="3926"/>
+            <w:tcW w:type="dxa" w:w="3226"/>
             <w:shd w:val="clear" w:color="auto" w:fill="F3F4F6"/>
           </w:tcPr>
           <w:p>
@@ -1536,7 +1610,7 @@
       <w:tr>
         <w:tc>
           <w:tcPr>
-            <w:tcW w:type="dxa" w:w="2100"/>
+            <w:tcW w:type="dxa" w:w="2400"/>
             <w:shd w:val="clear" w:color="auto" w:fill="FFFFFF"/>
           </w:tcPr>
           <w:p>
@@ -1554,7 +1628,7 @@
         </w:tc>
         <w:tc>
           <w:tcPr>
-            <w:tcW w:type="dxa" w:w="3000"/>
+            <w:tcW w:type="dxa" w:w="3400"/>
             <w:shd w:val="clear" w:color="auto" w:fill="FFFFFF"/>
           </w:tcPr>
           <w:p>
@@ -1572,7 +1646,7 @@
         </w:tc>
         <w:tc>
           <w:tcPr>
-            <w:tcW w:type="dxa" w:w="3926"/>
+            <w:tcW w:type="dxa" w:w="3226"/>
             <w:shd w:val="clear" w:color="auto" w:fill="FFFFFF"/>
           </w:tcPr>
           <w:p>
@@ -1592,7 +1666,7 @@
       <w:tr>
         <w:tc>
           <w:tcPr>
-            <w:tcW w:type="dxa" w:w="2100"/>
+            <w:tcW w:type="dxa" w:w="2400"/>
             <w:shd w:val="clear" w:color="auto" w:fill="F3F4F6"/>
           </w:tcPr>
           <w:p>
@@ -1610,7 +1684,7 @@
         </w:tc>
         <w:tc>
           <w:tcPr>
-            <w:tcW w:type="dxa" w:w="3000"/>
+            <w:tcW w:type="dxa" w:w="3400"/>
             <w:shd w:val="clear" w:color="auto" w:fill="F3F4F6"/>
           </w:tcPr>
           <w:p>
@@ -1628,7 +1702,7 @@
         </w:tc>
         <w:tc>
           <w:tcPr>
-            <w:tcW w:type="dxa" w:w="3926"/>
+            <w:tcW w:type="dxa" w:w="3226"/>
             <w:shd w:val="clear" w:color="auto" w:fill="F3F4F6"/>
           </w:tcPr>
           <w:p>
@@ -1648,7 +1722,7 @@
       <w:tr>
         <w:tc>
           <w:tcPr>
-            <w:tcW w:type="dxa" w:w="2100"/>
+            <w:tcW w:type="dxa" w:w="2400"/>
             <w:shd w:val="clear" w:color="auto" w:fill="FFFFFF"/>
           </w:tcPr>
           <w:p>
@@ -1666,7 +1740,7 @@
         </w:tc>
         <w:tc>
           <w:tcPr>
-            <w:tcW w:type="dxa" w:w="3000"/>
+            <w:tcW w:type="dxa" w:w="3400"/>
             <w:shd w:val="clear" w:color="auto" w:fill="FFFFFF"/>
           </w:tcPr>
           <w:p>
@@ -1684,7 +1758,7 @@
         </w:tc>
         <w:tc>
           <w:tcPr>
-            <w:tcW w:type="dxa" w:w="3926"/>
+            <w:tcW w:type="dxa" w:w="3226"/>
             <w:shd w:val="clear" w:color="auto" w:fill="FFFFFF"/>
           </w:tcPr>
           <w:p>
@@ -1704,7 +1778,7 @@
       <w:tr>
         <w:tc>
           <w:tcPr>
-            <w:tcW w:type="dxa" w:w="2100"/>
+            <w:tcW w:type="dxa" w:w="2400"/>
             <w:shd w:val="clear" w:color="auto" w:fill="F3F4F6"/>
           </w:tcPr>
           <w:p>
@@ -1722,7 +1796,7 @@
         </w:tc>
         <w:tc>
           <w:tcPr>
-            <w:tcW w:type="dxa" w:w="3000"/>
+            <w:tcW w:type="dxa" w:w="3400"/>
             <w:shd w:val="clear" w:color="auto" w:fill="F3F4F6"/>
           </w:tcPr>
           <w:p>
@@ -1740,7 +1814,7 @@
         </w:tc>
         <w:tc>
           <w:tcPr>
-            <w:tcW w:type="dxa" w:w="3926"/>
+            <w:tcW w:type="dxa" w:w="3226"/>
             <w:shd w:val="clear" w:color="auto" w:fill="F3F4F6"/>
           </w:tcPr>
           <w:p>
@@ -1760,7 +1834,7 @@
       <w:tr>
         <w:tc>
           <w:tcPr>
-            <w:tcW w:type="dxa" w:w="2100"/>
+            <w:tcW w:type="dxa" w:w="2400"/>
             <w:shd w:val="clear" w:color="auto" w:fill="FFFFFF"/>
           </w:tcPr>
           <w:p>
@@ -1772,13 +1846,13 @@
                 <w:rFonts w:ascii="Arial" w:hAnsi="Arial"/>
                 <w:sz w:val="20"/>
               </w:rPr>
-              <w:t>ConsentRecord</w:t>
+              <w:t>ConsentRecord (revised — no longer holds sensitive fields)</w:t>
             </w:r>
           </w:p>
         </w:tc>
         <w:tc>
           <w:tcPr>
-            <w:tcW w:type="dxa" w:w="3000"/>
+            <w:tcW w:type="dxa" w:w="3400"/>
             <w:shd w:val="clear" w:color="auto" w:fill="FFFFFF"/>
           </w:tcPr>
           <w:p>
@@ -1790,13 +1864,13 @@
                 <w:rFonts w:ascii="Arial" w:hAnsi="Arial"/>
                 <w:sz w:val="20"/>
               </w:rPr>
-              <w:t>Id, StudentId, PeriodStart, PeriodEnd, PhotoMediaConsent, EmergencyMedicalInfo*, DietarySEN*, TransportOffsiteConsent, DataSharingConsent, EmergencyContact*, Status, SubmittedByParentId, ApprovedByUserId, ExpiryDate</w:t>
+              <w:t>Id, StudentId, PeriodStart, PeriodEnd, PhotoMediaConsent, TransportOffsiteConsent, DataSharingConsent, Status, SubmittedByParentId, ApprovedByUserId, ExpiryDate</w:t>
             </w:r>
           </w:p>
         </w:tc>
         <w:tc>
           <w:tcPr>
-            <w:tcW w:type="dxa" w:w="3926"/>
+            <w:tcW w:type="dxa" w:w="3226"/>
             <w:shd w:val="clear" w:color="auto" w:fill="FFFFFF"/>
           </w:tcPr>
           <w:p>
@@ -1808,7 +1882,7 @@
                 <w:rFonts w:ascii="Arial" w:hAnsi="Arial"/>
                 <w:sz w:val="20"/>
               </w:rPr>
-              <w:t>* = sensitive, column-level masked. Annual renewal. Expiry blocks StudentLessonCompletion for that student. Approved by Safeguarding Officer or Admin only — never the Approver role.</w:t>
+              <w:t>Contains no sensitive fields. Status/ExpiryDate must remain readable by Teacher to enforce FR-003, so this entity is deliberately not subject to the sensitive-data query filter. Annual renewal. Approved by Safeguarding Officer or Admin only — never the Approver role.</w:t>
             </w:r>
           </w:p>
         </w:tc>
@@ -1816,8 +1890,64 @@
       <w:tr>
         <w:tc>
           <w:tcPr>
-            <w:tcW w:type="dxa" w:w="2100"/>
+            <w:tcW w:type="dxa" w:w="2400"/>
             <w:shd w:val="clear" w:color="auto" w:fill="F3F4F6"/>
+          </w:tcPr>
+          <w:p>
+            <w:pPr>
+              <w:spacing w:after="40" w:before="40"/>
+            </w:pPr>
+            <w:r>
+              <w:rPr>
+                <w:rFonts w:ascii="Arial" w:hAnsi="Arial"/>
+                <w:sz w:val="20"/>
+              </w:rPr>
+              <w:t>ConsentSensitiveDetails (new — split out from ConsentRecord at second design review)</w:t>
+            </w:r>
+          </w:p>
+        </w:tc>
+        <w:tc>
+          <w:tcPr>
+            <w:tcW w:type="dxa" w:w="3400"/>
+            <w:shd w:val="clear" w:color="auto" w:fill="F3F4F6"/>
+          </w:tcPr>
+          <w:p>
+            <w:pPr>
+              <w:spacing w:after="40" w:before="40"/>
+            </w:pPr>
+            <w:r>
+              <w:rPr>
+                <w:rFonts w:ascii="Arial" w:hAnsi="Arial"/>
+                <w:sz w:val="20"/>
+              </w:rPr>
+              <w:t>Id, ConsentRecordId (1:1), EmergencyMedicalInfo, DietarySEN, EmergencyContact</w:t>
+            </w:r>
+          </w:p>
+        </w:tc>
+        <w:tc>
+          <w:tcPr>
+            <w:tcW w:type="dxa" w:w="3226"/>
+            <w:shd w:val="clear" w:color="auto" w:fill="F3F4F6"/>
+          </w:tcPr>
+          <w:p>
+            <w:pPr>
+              <w:spacing w:after="40" w:before="40"/>
+            </w:pPr>
+            <w:r>
+              <w:rPr>
+                <w:rFonts w:ascii="Arial" w:hAnsi="Arial"/>
+                <w:sz w:val="20"/>
+              </w:rPr>
+              <w:t>A global query filter can only include/exclude a whole row, not mask columns within a row Teacher otherwise needs — so these three fields now live on their own entity, restricted whole-entity like DbsCheck: visible only to Admin and Safeguarding Officer.</w:t>
+            </w:r>
+          </w:p>
+        </w:tc>
+      </w:tr>
+      <w:tr>
+        <w:tc>
+          <w:tcPr>
+            <w:tcW w:type="dxa" w:w="2400"/>
+            <w:shd w:val="clear" w:color="auto" w:fill="FFFFFF"/>
           </w:tcPr>
           <w:p>
             <w:pPr>
@@ -1834,8 +1964,8 @@
         </w:tc>
         <w:tc>
           <w:tcPr>
-            <w:tcW w:type="dxa" w:w="3000"/>
-            <w:shd w:val="clear" w:color="auto" w:fill="F3F4F6"/>
+            <w:tcW w:type="dxa" w:w="3400"/>
+            <w:shd w:val="clear" w:color="auto" w:fill="FFFFFF"/>
           </w:tcPr>
           <w:p>
             <w:pPr>
@@ -1846,14 +1976,14 @@
                 <w:rFonts w:ascii="Arial" w:hAnsi="Arial"/>
                 <w:sz w:val="20"/>
               </w:rPr>
-              <w:t>Id, TeacherUserId, CheckDate, ExpiryDate, CertificateNumber*, Status</w:t>
+              <w:t>Id, TeacherUserId, CheckDate, ExpiryDate, CertificateNumber, Status</w:t>
             </w:r>
           </w:p>
         </w:tc>
         <w:tc>
           <w:tcPr>
-            <w:tcW w:type="dxa" w:w="3926"/>
-            <w:shd w:val="clear" w:color="auto" w:fill="F3F4F6"/>
+            <w:tcW w:type="dxa" w:w="3226"/>
+            <w:shd w:val="clear" w:color="auto" w:fill="FFFFFF"/>
           </w:tcPr>
           <w:p>
             <w:pPr>
@@ -1864,7 +1994,7 @@
                 <w:rFonts w:ascii="Arial" w:hAnsi="Arial"/>
                 <w:sz w:val="20"/>
               </w:rPr>
-              <w:t>* = sensitive. Whole-record access restricted entirely to Admin/Safeguarding Officer — Teacher and Approver have no access at all.</w:t>
+              <w:t>Whole-record access restricted entirely to Admin/Safeguarding Officer via the sensitive-data query filter — Teacher and Approver have no access at all.</w:t>
             </w:r>
           </w:p>
         </w:tc>
@@ -1872,8 +2002,8 @@
       <w:tr>
         <w:tc>
           <w:tcPr>
-            <w:tcW w:type="dxa" w:w="2100"/>
-            <w:shd w:val="clear" w:color="auto" w:fill="FFFFFF"/>
+            <w:tcW w:type="dxa" w:w="2400"/>
+            <w:shd w:val="clear" w:color="auto" w:fill="F3F4F6"/>
           </w:tcPr>
           <w:p>
             <w:pPr>
@@ -1890,8 +2020,8 @@
         </w:tc>
         <w:tc>
           <w:tcPr>
-            <w:tcW w:type="dxa" w:w="3000"/>
-            <w:shd w:val="clear" w:color="auto" w:fill="FFFFFF"/>
+            <w:tcW w:type="dxa" w:w="3400"/>
+            <w:shd w:val="clear" w:color="auto" w:fill="F3F4F6"/>
           </w:tcPr>
           <w:p>
             <w:pPr>
@@ -1908,8 +2038,8 @@
         </w:tc>
         <w:tc>
           <w:tcPr>
-            <w:tcW w:type="dxa" w:w="3926"/>
-            <w:shd w:val="clear" w:color="auto" w:fill="FFFFFF"/>
+            <w:tcW w:type="dxa" w:w="3226"/>
+            <w:shd w:val="clear" w:color="auto" w:fill="F3F4F6"/>
           </w:tcPr>
           <w:p>
             <w:pPr>
@@ -1928,8 +2058,8 @@
       <w:tr>
         <w:tc>
           <w:tcPr>
-            <w:tcW w:type="dxa" w:w="2100"/>
-            <w:shd w:val="clear" w:color="auto" w:fill="F3F4F6"/>
+            <w:tcW w:type="dxa" w:w="2400"/>
+            <w:shd w:val="clear" w:color="auto" w:fill="FFFFFF"/>
           </w:tcPr>
           <w:p>
             <w:pPr>
@@ -1946,8 +2076,8 @@
         </w:tc>
         <w:tc>
           <w:tcPr>
-            <w:tcW w:type="dxa" w:w="3000"/>
-            <w:shd w:val="clear" w:color="auto" w:fill="F3F4F6"/>
+            <w:tcW w:type="dxa" w:w="3400"/>
+            <w:shd w:val="clear" w:color="auto" w:fill="FFFFFF"/>
           </w:tcPr>
           <w:p>
             <w:pPr>
@@ -1964,7 +2094,27 @@
         </w:tc>
         <w:tc>
           <w:tcPr>
-            <w:tcW w:type="dxa" w:w="3926"/>
+            <w:tcW w:type="dxa" w:w="3226"/>
+            <w:shd w:val="clear" w:color="auto" w:fill="FFFFFF"/>
+          </w:tcPr>
+          <w:p>
+            <w:pPr>
+              <w:spacing w:after="40" w:before="40"/>
+            </w:pPr>
+            <w:r>
+              <w:rPr>
+                <w:rFonts w:ascii="Arial" w:hAnsi="Arial"/>
+                <w:sz w:val="20"/>
+              </w:rPr>
+              <w:t>Role in {Admin, Teacher, Approver, Parent, Student, SafeguardingOfficer}. A user may hold more than one role.</w:t>
+            </w:r>
+          </w:p>
+        </w:tc>
+      </w:tr>
+      <w:tr>
+        <w:tc>
+          <w:tcPr>
+            <w:tcW w:type="dxa" w:w="2400"/>
             <w:shd w:val="clear" w:color="auto" w:fill="F3F4F6"/>
           </w:tcPr>
           <w:p>
@@ -1976,16 +2126,14 @@
                 <w:rFonts w:ascii="Arial" w:hAnsi="Arial"/>
                 <w:sz w:val="20"/>
               </w:rPr>
-              <w:t>Role ∈ {Admin, Teacher, Approver, Parent, Student, SafeguardingOfficer}. A user may hold more than one role.</w:t>
+              <w:t>SensitiveDataAccessLog</w:t>
             </w:r>
           </w:p>
         </w:tc>
-      </w:tr>
-      <w:tr>
         <w:tc>
           <w:tcPr>
-            <w:tcW w:type="dxa" w:w="2100"/>
-            <w:shd w:val="clear" w:color="auto" w:fill="FFFFFF"/>
+            <w:tcW w:type="dxa" w:w="3400"/>
+            <w:shd w:val="clear" w:color="auto" w:fill="F3F4F6"/>
           </w:tcPr>
           <w:p>
             <w:pPr>
@@ -1996,14 +2144,14 @@
                 <w:rFonts w:ascii="Arial" w:hAnsi="Arial"/>
                 <w:sz w:val="20"/>
               </w:rPr>
-              <w:t>SensitiveDataAccessLog (new — ADR-0004)</w:t>
+              <w:t>Id, UserId, Entity (DbsCheck/ConsentSensitiveDetails), EntityId, AccessedAt, AccessType (View/Export)</w:t>
             </w:r>
           </w:p>
         </w:tc>
         <w:tc>
           <w:tcPr>
-            <w:tcW w:type="dxa" w:w="3000"/>
-            <w:shd w:val="clear" w:color="auto" w:fill="FFFFFF"/>
+            <w:tcW w:type="dxa" w:w="3226"/>
+            <w:shd w:val="clear" w:color="auto" w:fill="F3F4F6"/>
           </w:tcPr>
           <w:p>
             <w:pPr>
@@ -2014,25 +2162,7 @@
                 <w:rFonts w:ascii="Arial" w:hAnsi="Arial"/>
                 <w:sz w:val="20"/>
               </w:rPr>
-              <w:t>Id, UserId, Entity, EntityId, AccessedAt, AccessType (View/Export)</w:t>
-            </w:r>
-          </w:p>
-        </w:tc>
-        <w:tc>
-          <w:tcPr>
-            <w:tcW w:type="dxa" w:w="3926"/>
-            <w:shd w:val="clear" w:color="auto" w:fill="FFFFFF"/>
-          </w:tcPr>
-          <w:p>
-            <w:pPr>
-              <w:spacing w:after="40" w:before="40"/>
-            </w:pPr>
-            <w:r>
-              <w:rPr>
-                <w:rFonts w:ascii="Arial" w:hAnsi="Arial"/>
-                <w:sz w:val="20"/>
-              </w:rPr>
-              <w:t>Audit trail of reads, not just writes, of safeguarding data. Append-only.</w:t>
+              <w:t>Audit trail of reads, not just writes, of safeguarding data. Written by a DbCommandInterceptor on every read of the two restricted tables. Write-once; UPDATE/DELETE denied at the database permission level, not just an application convention. Retained 6 years, independent of the referenced record's own retention.</w:t>
             </w:r>
           </w:p>
         </w:tc>
@@ -2054,7 +2184,7 @@
           <w:i w:val="0"/>
           <w:sz w:val="22"/>
         </w:rPr>
-        <w:t>Relationships (summary): Rank 1:N Lesson, 1:N RankBadge. Lesson 1:N LessonChangeProposal, 1:N StudentLessonCompletion. Student 1:N StudentLessonCompletion, 1:N StudentRankProgress, 1:N StudentBadge, 1:N ConsentRecord; N:N ParentGuardian via StudentGuardianLink. StudentLessonCompletion 1:1 Certificate (nullable until generated). AppUser 1:N UserRole; referenced by Student.AssignedTeacherUserId, LessonChangeProposal.ProposedByUserId/ApproverUserId, StudentLessonCompletion.CompletedByUserId, ConsentRecord.ApprovedByUserId, DbsCheck.TeacherUserId.</w:t>
+        <w:t>Relationships (summary): Rank 1:N Lesson, 1:N RankBadge. Lesson 1:N LessonChangeProposal, 1:N StudentLessonCompletion. Student 1:N StudentLessonCompletion, 1:N StudentRankProgress, 1:N StudentBadge, 1:N ConsentRecord; N:N ParentGuardian via StudentGuardianLink. ConsentRecord 1:1 ConsentSensitiveDetails (the entity split, new this render). StudentLessonCompletion 1:1 Certificate (nullable until generated). AppUser 1:N UserRole; referenced by Student.AssignedTeacherUserId, LessonChangeProposal.ProposedByUserId/ApproverUserId, StudentLessonCompletion.CompletedByUserId, ConsentRecord.ApprovedByUserId, DbsCheck.TeacherUserId.</w:t>
       </w:r>
     </w:p>
     <w:p>
@@ -2125,18 +2255,9 @@
       <w:r>
         <w:rPr>
           <w:rFonts w:ascii="Arial" w:hAnsi="Arial"/>
-          <w:b/>
           <w:sz w:val="22"/>
         </w:rPr>
-        <w:t>LessonProposalService</w:t>
-      </w:r>
-      <w:r>
-        <w:rPr>
-          <w:rFonts w:ascii="Arial" w:hAnsi="Arial"/>
-          <w:b w:val="0"/>
-          <w:sz w:val="22"/>
-        </w:rPr>
-        <w:t xml:space="preserve"> — create/submit a proposal; Approve(proposalId, approverUserId) applies ProposedContent to Lesson; Reject(proposalId, approverUserId, comments) sets Status and enables resubmission via ResubmissionOfProposalId.</w:t>
+        <w:t>LessonProposalService — create/submit a proposal; Approve(proposalId, approverUserId) applies ProposedContent to Lesson; Reject(proposalId, approverUserId, comments) sets Status and enables resubmission via ResubmissionOfProposalId.</w:t>
       </w:r>
     </w:p>
     <w:p>
@@ -2147,18 +2268,9 @@
       <w:r>
         <w:rPr>
           <w:rFonts w:ascii="Arial" w:hAnsi="Arial"/>
-          <w:b/>
           <w:sz w:val="22"/>
         </w:rPr>
-        <w:t>CompletionService</w:t>
-      </w:r>
-      <w:r>
-        <w:rPr>
-          <w:rFonts w:ascii="Arial" w:hAnsi="Arial"/>
-          <w:b w:val="0"/>
-          <w:sz w:val="22"/>
-        </w:rPr>
-        <w:t xml:space="preserve"> — MarkComplete(studentId, lessonId, teacherUserId, note?): blocked if the student's active ConsentRecord is expired/missing (hard business rule); on success, triggers PromotionService check and CertificateService.Generate(...).</w:t>
+        <w:t>CompletionService — MarkComplete(studentId, lessonId, teacherUserId, note?): blocked if the student's active ConsentRecord.Status/ExpiryDate shows expired/missing consent (hard business rule) — reads only the non-sensitive ConsentRecord, never ConsentSensitiveDetails; on success, triggers PromotionService check and CertificateService.Generate(...).</w:t>
       </w:r>
     </w:p>
     <w:p>
@@ -2169,18 +2281,9 @@
       <w:r>
         <w:rPr>
           <w:rFonts w:ascii="Arial" w:hAnsi="Arial"/>
-          <w:b/>
           <w:sz w:val="22"/>
         </w:rPr>
-        <w:t>PromotionService</w:t>
-      </w:r>
-      <w:r>
-        <w:rPr>
-          <w:rFonts w:ascii="Arial" w:hAnsi="Arial"/>
-          <w:b w:val="0"/>
-          <w:sz w:val="22"/>
-        </w:rPr>
-        <w:t xml:space="preserve"> — after a completion, checks whether all active Lessons in the student's CurrentRankId are complete; if so, closes the current StudentRankProgress row, opens the next, advances CurrentRankId, and awards the RankBadge via a new StudentBadge. At the final rank, sets Student.Status = Graduated instead of advancing further.</w:t>
+        <w:t>PromotionService — after a completion, checks whether all active Lessons in the student's CurrentRankId are complete; if so, closes the current StudentRankProgress row, opens the next, advances CurrentRankId, and awards the RankBadge via a new StudentBadge. At the final rank, sets Student.Status = Graduated instead of advancing further.</w:t>
       </w:r>
     </w:p>
     <w:p>
@@ -2191,18 +2294,9 @@
       <w:r>
         <w:rPr>
           <w:rFonts w:ascii="Arial" w:hAnsi="Arial"/>
-          <w:b/>
           <w:sz w:val="22"/>
         </w:rPr>
-        <w:t>CertificateService</w:t>
-      </w:r>
-      <w:r>
-        <w:rPr>
-          <w:rFonts w:ascii="Arial" w:hAnsi="Arial"/>
-          <w:b w:val="0"/>
-          <w:sz w:val="22"/>
-        </w:rPr>
-        <w:t xml:space="preserve"> — generates a PDF via QuestPDF from a template, uploads to Blob Storage, writes a Certificate row.</w:t>
+        <w:t>CertificateService — generates a PDF via QuestPDF from a template, uploads to Blob Storage, writes a Certificate row.</w:t>
       </w:r>
     </w:p>
     <w:p>
@@ -2213,18 +2307,9 @@
       <w:r>
         <w:rPr>
           <w:rFonts w:ascii="Arial" w:hAnsi="Arial"/>
-          <w:b/>
           <w:sz w:val="22"/>
         </w:rPr>
-        <w:t>ConsentExpiryJob</w:t>
-      </w:r>
-      <w:r>
-        <w:rPr>
-          <w:rFonts w:ascii="Arial" w:hAnsi="Arial"/>
-          <w:b w:val="0"/>
-          <w:sz w:val="22"/>
-        </w:rPr>
-        <w:t xml:space="preserve"> (WebJob, scheduled — ADR-0003) — daily sweep: flags consents/DBS checks expiring within a configurable window and expired ones, triggers NotificationService emails, escalates to Admin/Safeguarding Officer. Also runs at-risk/disengaged flagging (no completion within 8 weeks) and surfaces the ‘records due for deletion’ report (section 10).</w:t>
+        <w:t>ConsentExpiryJob (WebJob, scheduled — ADR-0003) — daily sweep: flags consents/DBS checks expiring within a configurable window and expired ones, triggers NotificationService emails, escalates to Admin/Safeguarding Officer. Also runs at-risk/disengaged flagging (no completion within 8 weeks) and surfaces the 'records due for deletion' report (section 10).</w:t>
       </w:r>
     </w:p>
     <w:p>
@@ -2235,18 +2320,9 @@
       <w:r>
         <w:rPr>
           <w:rFonts w:ascii="Arial" w:hAnsi="Arial"/>
-          <w:b/>
           <w:sz w:val="22"/>
         </w:rPr>
-        <w:t>NotificationService</w:t>
-      </w:r>
-      <w:r>
-        <w:rPr>
-          <w:rFonts w:ascii="Arial" w:hAnsi="Arial"/>
-          <w:b w:val="0"/>
-          <w:sz w:val="22"/>
-        </w:rPr>
-        <w:t xml:space="preserve"> — wraps Azure Communication Services Email for completion/promotion confirmations, consent-expiry reminders, and at-risk flags. Failure handling (added at design review): a failed send for a safeguarding-critical notification (expired consent, expired DBS) is retried with backoff and, if still failing, logged as an escalation-visible failure to Admin — a silent failure here must not be possible, since it is the mechanism that surfaces a safeguarding lapse. Non-critical notifications (e.g. routine completion confirmations) log failure without escalation.</w:t>
+        <w:t>NotificationService — wraps Azure Communication Services Email for completion/promotion confirmations, consent-expiry reminders, and at-risk flags. Failure handling: a failed send for a safeguarding-critical notification (expired consent, expired DBS) is retried with backoff and, if still failing, logged as an escalation-visible failure to Admin — a silent failure here must not be possible, since it is the mechanism that surfaces a safeguarding lapse. Non-critical notifications (e.g. routine completion confirmations) log failure without escalation.</w:t>
       </w:r>
     </w:p>
     <w:p>
@@ -2276,7 +2352,7 @@
           <w:i w:val="0"/>
           <w:sz w:val="22"/>
         </w:rPr>
-        <w:t>Expired or missing consent blocks StudentLessonCompletion creation for that student (hard business rule).</w:t>
+        <w:t>Expired or missing consent blocks StudentLessonCompletion creation for that student (hard business rule), checked against the non-sensitive ConsentRecord only.</w:t>
       </w:r>
     </w:p>
     <w:p>
@@ -2320,7 +2396,7 @@
           <w:i w:val="0"/>
           <w:sz w:val="22"/>
         </w:rPr>
-        <w:t>Notification failure handling (new this render): safeguarding-critical notifications (expired consent, expired DBS) are retried with backoff and, on continued failure, escalated as a visible failure to Admin rather than silently dropped — see NotificationService, section 4, and TC-013 (VLMS-TEST).</w:t>
+        <w:t>Notification failure handling: safeguarding-critical notifications (expired consent, expired DBS) are retried with backoff and, on continued failure, escalated as a visible failure to Admin rather than silently dropped — see NotificationService, section 4, and TC-013 (VLMS-TEST).</w:t>
       </w:r>
     </w:p>
     <w:p>
@@ -2377,7 +2453,7 @@
           <w:rFonts w:ascii="Arial" w:hAnsi="Arial"/>
           <w:sz w:val="22"/>
         </w:rPr>
-        <w:t>A Parent may only view/act on Student records linked to them via StudentGuardianLink — and that link is only ever created by Admin/Teacher (see ‘Guardian link verification’ below), never claimed by the parent themselves.</w:t>
+        <w:t>A Parent may only view/act on Student records linked to them via StudentGuardianLink — and that link is only ever created by Admin/Teacher (see 'Guardian link verification' below), never claimed by the parent themselves.</w:t>
       </w:r>
     </w:p>
     <w:p>
@@ -2417,7 +2493,7 @@
           <w:i w:val="0"/>
           <w:sz w:val="22"/>
         </w:rPr>
-        <w:t>Column-level masking and whole-record access restriction: enforced structurally via EF Core global query filters on the DbContext (ADR-0004), not an opt-in per-call convention. DbsCheck is restricted entirely to Admin/Safeguarding Officer; ConsentRecord's sensitive fields are masked from Teacher and Approver. Every read of these is additionally written to SensitiveDataAccessLog.</w:t>
+        <w:t>Whole-entity access restriction (corrected at second design review): DbsCheck and ConsentSensitiveDetails (the medical/dietary-SEN/emergency-contact fields, split out from ConsentRecord — ADR-0004) are restricted structurally via EF Core global query filters on the DbContext, keyed by the current caller's role, not an opt-in per-call convention. The first design-review pass specified column-level masking of these fields directly on ConsentRecord via a query filter; that is not achievable, because a global query filter is a row-inclusion predicate and cannot redact individual columns within a row a role otherwise legitimately needs (Teacher must still read ConsentRecord.Status/ExpiryDate). ConsentRecord itself (status, expiry, non-sensitive flags) remains readable by Teacher/Approver, since CompletionService needs it to enforce the consent-blocks-completion rule (FR-003). Bypassing the filters requires an explicit, greppable IgnoreQueryFilters() call — a reviewable act, not an accident.</w:t>
       </w:r>
     </w:p>
     <w:p>
@@ -2431,7 +2507,21 @@
           <w:i w:val="0"/>
           <w:sz w:val="22"/>
         </w:rPr>
-        <w:t>Guardian link verification (new — closes a design-review gap): a StudentGuardianLink is created only by Admin (or a Teacher acting under Admin's authority) at student registration — never by parent self-service. The Admin/Teacher enters the guardian's details and issues an Entra External ID invitation already scoped to the correct Student record. This closes a gap where Entra External ID's self-service sign-up would otherwise let a parent register and claim a relationship to a child with no verification that the claim is genuine, before ever touching medical/consent data.</w:t>
+        <w:t>Read-audit logging: every read of DbsCheck or ConsentSensitiveDetails is written to SensitiveDataAccessLog. Write mechanism (named at second design review): a DbCommandInterceptor registered globally on the DbContext, which inspects executed commands against the two restricted tables and writes the audit row after successful execution, using the ambient current-user context — structural, applying to every query path regardless of call site, not a per-repository convention that can be forgotten. Tamper protection (added at second design review): SensitiveDataAccessLog has UPDATE/DELETE denied at the database permission level (SQL Server DENY on the application's database principal), not just an application-level 'append-only' convention. Retention (added at second design review): 6 years, independent of the referenced record's own retention period, matching the longer DBS retention bar.</w:t>
+      </w:r>
+    </w:p>
+    <w:p>
+      <w:pPr>
+        <w:spacing w:after="120" w:before="0"/>
+      </w:pPr>
+      <w:r>
+        <w:rPr>
+          <w:rFonts w:ascii="Arial" w:hAnsi="Arial"/>
+          <w:b w:val="0"/>
+          <w:i w:val="0"/>
+          <w:sz w:val="22"/>
+        </w:rPr>
+        <w:t>Guardian link verification (closes a design-review gap): a StudentGuardianLink is created only by Admin (or a Teacher acting under Admin's authority) at student registration — never by parent self-service. The Admin/Teacher enters the guardian's details and issues an Entra External ID invitation already scoped to the correct Student record. Evidentiary basis (added at second design review): the Admin/Teacher should create the link through the same channel already used to enrol the student — i.e. the guardian is who the family named at enrolment, or someone already known to the programme — not a separate, formal identity-verification process; deliberately lightweight and proportionate to a small, personally-known membership. This closes a gap where Entra External ID's self-service sign-up would otherwise let a parent register and claim a relationship to a child with no verification that the claim is genuine, before ever touching medical/consent data.</w:t>
       </w:r>
     </w:p>
     <w:p>
@@ -2459,7 +2549,7 @@
           <w:i w:val="0"/>
           <w:sz w:val="22"/>
         </w:rPr>
-        <w:t>Test coverage for this model (masking, whole-record restriction, audit logging, guardian-link scoping) is the priority of the access-control test suite — TC-006, TC-007, TC-008, TC-011, TC-012 (VLMS-TEST).</w:t>
+        <w:t>Test coverage for this model (whole-entity restriction, audit logging, guardian-link scoping, tamper protection) is the priority of the access-control test suite — TC-006, TC-007, TC-008, TC-011, TC-012, TC-014 (VLMS-TEST).</w:t>
       </w:r>
     </w:p>
     <w:p>
@@ -2533,7 +2623,7 @@
           <w:i w:val="0"/>
           <w:sz w:val="22"/>
         </w:rPr>
-        <w:t>Component/container diagram: see VLMS-SDA section 3 (C4 context/containers) — the solution structure in section 1 above maps directly onto that diagram's ‘Web app’ container.</w:t>
+        <w:t>Component/container diagram: see VLMS-SDA section 3 (C4 context/containers) — the solution structure in section 1 above maps directly onto that diagram's 'Web app' container.</w:t>
       </w:r>
     </w:p>
     <w:p>
@@ -2591,7 +2681,21 @@
           <w:i w:val="0"/>
           <w:sz w:val="22"/>
         </w:rPr>
-        <w:t>Deletion enforcement — interim decision (new this render, closes a previous open item): manual, Admin-triggered deletion once a record passes its retention period, via an Admin-facing ‘records due for deletion’ report generated by ConsentExpiryJob's wider sweep. Full automated purge is deferred — acceptable for solo-scale operation, recorded as a deliberate interim choice, not an oversight.</w:t>
+        <w:t>Deletion enforcement — interim decision (closes a previous open item): manual, Admin-triggered deletion once a record passes its retention period, via an Admin-facing 'records due for deletion' report generated by ConsentExpiryJob's wider sweep. Full automated purge is deferred — acceptable for solo-scale operation, recorded as a deliberate interim choice, not an oversight.</w:t>
+      </w:r>
+    </w:p>
+    <w:p>
+      <w:pPr>
+        <w:spacing w:after="120" w:before="0"/>
+      </w:pPr>
+      <w:r>
+        <w:rPr>
+          <w:rFonts w:ascii="Arial" w:hAnsi="Arial"/>
+          <w:b w:val="0"/>
+          <w:i w:val="0"/>
+          <w:sz w:val="22"/>
+        </w:rPr>
+        <w:t>Hard delete vs anonymisation — decided at the second design review: hard delete. Simpler to reason about and implement solo, avoids the adequacy debate over whether an anonymisation technique genuinely prevents re-identification (a live UK GDPR concern), and nothing in the confirmed requirements needs retained-but-anonymised data for ongoing reporting/analytics. Owner can override if historical trend reporting turns out to matter later.</w:t>
       </w:r>
     </w:p>
     <w:p>
@@ -2647,7 +2751,7 @@
           <w:rFonts w:ascii="Arial" w:hAnsi="Arial"/>
           <w:sz w:val="22"/>
         </w:rPr>
-        <w:t>Confirm the EF Core global query filter + audit log design (ADR-0004) against the OWASP ASVS 5.0 access-control and logging chapters during implementation, via TC-011/TC-012.</w:t>
+        <w:t>Confirm the ConsentRecord/ConsentSensitiveDetails split + EF Core global query filter + DbCommandInterceptor design (ADR-0004) against the OWASP ASVS 5.0 access-control and logging chapters during implementation, via TC-007/TC-008/TC-011/TC-014.</w:t>
       </w:r>
     </w:p>
     <w:p>
@@ -2661,21 +2765,7 @@
           <w:i w:val="0"/>
           <w:sz w:val="22"/>
         </w:rPr>
-        <w:t>Resolved at design review (previously open, now closed): retention periods (3 years student, 6 years DBS), role/PII visibility boundaries, guardian-link verification, read-audit logging, masking enforcement mechanism, and the WebJob-vs-Functions choice (ADR-0003) — all confirmed above and in VLMS-SDA section 9.</w:t>
-      </w:r>
-    </w:p>
-    <w:p>
-      <w:pPr>
-        <w:spacing w:after="120" w:before="0"/>
-      </w:pPr>
-      <w:r>
-        <w:rPr>
-          <w:rFonts w:ascii="Arial" w:hAnsi="Arial"/>
-          <w:b w:val="0"/>
-          <w:i/>
-          <w:sz w:val="22"/>
-        </w:rPr>
-        <w:t>Correction note: the previous render of this document asserted ‘no open items’ while simultaneously listing open items above — a self-contradiction flagged at design review. This render states the two genuinely open items plainly and separates them from the resolved set.</w:t>
+        <w:t>Resolved at design review (two passes — the first pass's masking mechanism was itself corrected at the second pass, ADR-0004): retention periods (3 years student, 6 years DBS, 6 years audit log), role/PII visibility boundaries, guardian-link verification + evidentiary basis, read-audit logging with a named write mechanism and tamper protection, whole-entity restriction via the ConsentRecord/ConsentSensitiveDetails split, and hard-delete-vs-anonymisation — all confirmed above and in VLMS-SDA section 9.</w:t>
       </w:r>
     </w:p>
     <w:sectPr>

--- a/gates/design/VLMS_LLD.docx
+++ b/gates/design/VLMS_LLD.docx
@@ -201,7 +201,7 @@
                 <w:rFonts w:ascii="Arial" w:hAnsi="Arial"/>
                 <w:sz w:val="20"/>
               </w:rPr>
-              <w:t>1.2</w:t>
+              <w:t>1.3</w:t>
             </w:r>
           </w:p>
         </w:tc>
@@ -818,6 +818,80 @@
           </w:p>
         </w:tc>
       </w:tr>
+      <w:tr>
+        <w:tc>
+          <w:tcPr>
+            <w:tcW w:type="dxa" w:w="1150"/>
+            <w:shd w:val="clear" w:color="auto" w:fill="FFFFFF"/>
+          </w:tcPr>
+          <w:p>
+            <w:pPr>
+              <w:spacing w:after="40" w:before="40"/>
+            </w:pPr>
+            <w:r>
+              <w:rPr>
+                <w:rFonts w:ascii="Arial" w:hAnsi="Arial"/>
+                <w:sz w:val="20"/>
+              </w:rPr>
+              <w:t>1.3</w:t>
+            </w:r>
+          </w:p>
+        </w:tc>
+        <w:tc>
+          <w:tcPr>
+            <w:tcW w:type="dxa" w:w="1500"/>
+            <w:shd w:val="clear" w:color="auto" w:fill="FFFFFF"/>
+          </w:tcPr>
+          <w:p>
+            <w:pPr>
+              <w:spacing w:after="40" w:before="40"/>
+            </w:pPr>
+            <w:r>
+              <w:rPr>
+                <w:rFonts w:ascii="Arial" w:hAnsi="Arial"/>
+                <w:sz w:val="20"/>
+              </w:rPr>
+              <w:t>17 July 2026</w:t>
+            </w:r>
+          </w:p>
+        </w:tc>
+        <w:tc>
+          <w:tcPr>
+            <w:tcW w:type="dxa" w:w="2700"/>
+            <w:shd w:val="clear" w:color="auto" w:fill="FFFFFF"/>
+          </w:tcPr>
+          <w:p>
+            <w:pPr>
+              <w:spacing w:after="40" w:before="40"/>
+            </w:pPr>
+            <w:r>
+              <w:rPr>
+                <w:rFonts w:ascii="Arial" w:hAnsi="Arial"/>
+                <w:sz w:val="20"/>
+              </w:rPr>
+              <w:t>Philip</w:t>
+            </w:r>
+          </w:p>
+        </w:tc>
+        <w:tc>
+          <w:tcPr>
+            <w:tcW w:type="dxa" w:w="3676"/>
+            <w:shd w:val="clear" w:color="auto" w:fill="FFFFFF"/>
+          </w:tcPr>
+          <w:p>
+            <w:pPr>
+              <w:spacing w:after="40" w:before="40"/>
+            </w:pPr>
+            <w:r>
+              <w:rPr>
+                <w:rFonts w:ascii="Arial" w:hAnsi="Arial"/>
+                <w:sz w:val="20"/>
+              </w:rPr>
+              <w:t>Re-render addressing a second real technical defect caught at third design review (Important, now fixed): the pass-2 audit-write mechanism, DbCommandInterceptor, operates on raw ADO.NET commands/CommandText and a forward-only DbDataReader — it has no direct route to a typed EntityId without fragile SQL text-matching, and risks conflicting with EF's own materialization if the reader is read early. Replaced with an IMaterializationInterceptor, whose InitializedInstance hook fires once per entity EF materializes from a query, giving direct typed access (entity is DbsCheck dbs → log dbs.Id) and firing correctly per row even across EF's compiled-query cache. Section 1 (Vlms.Infrastructure), section 2 (SensitiveDataAccessLog row), section 7 (security implementation) and section 11 (open items) updated accordingly.</w:t>
+            </w:r>
+          </w:p>
+        </w:tc>
+      </w:tr>
     </w:tbl>
     <w:p>
       <w:pPr>
@@ -922,7 +996,7 @@
       <w:tr>
         <w:tc>
           <w:tcPr>
-            <w:tcW w:type="dxa" w:w="2400"/>
+            <w:tcW w:type="dxa" w:w="2200"/>
             <w:shd w:val="clear" w:color="auto" w:fill="374151"/>
           </w:tcPr>
           <w:p>
@@ -942,7 +1016,7 @@
         </w:tc>
         <w:tc>
           <w:tcPr>
-            <w:tcW w:type="dxa" w:w="6626"/>
+            <w:tcW w:type="dxa" w:w="6826"/>
             <w:shd w:val="clear" w:color="auto" w:fill="374151"/>
           </w:tcPr>
           <w:p>
@@ -964,7 +1038,7 @@
       <w:tr>
         <w:tc>
           <w:tcPr>
-            <w:tcW w:type="dxa" w:w="2400"/>
+            <w:tcW w:type="dxa" w:w="2200"/>
             <w:shd w:val="clear" w:color="auto" w:fill="F3F4F6"/>
           </w:tcPr>
           <w:p>
@@ -982,7 +1056,7 @@
         </w:tc>
         <w:tc>
           <w:tcPr>
-            <w:tcW w:type="dxa" w:w="6626"/>
+            <w:tcW w:type="dxa" w:w="6826"/>
             <w:shd w:val="clear" w:color="auto" w:fill="F3F4F6"/>
           </w:tcPr>
           <w:p>
@@ -1002,7 +1076,7 @@
       <w:tr>
         <w:tc>
           <w:tcPr>
-            <w:tcW w:type="dxa" w:w="2400"/>
+            <w:tcW w:type="dxa" w:w="2200"/>
             <w:shd w:val="clear" w:color="auto" w:fill="FFFFFF"/>
           </w:tcPr>
           <w:p>
@@ -1020,7 +1094,7 @@
         </w:tc>
         <w:tc>
           <w:tcPr>
-            <w:tcW w:type="dxa" w:w="6626"/>
+            <w:tcW w:type="dxa" w:w="6826"/>
             <w:shd w:val="clear" w:color="auto" w:fill="FFFFFF"/>
           </w:tcPr>
           <w:p>
@@ -1040,7 +1114,7 @@
       <w:tr>
         <w:tc>
           <w:tcPr>
-            <w:tcW w:type="dxa" w:w="2400"/>
+            <w:tcW w:type="dxa" w:w="2200"/>
             <w:shd w:val="clear" w:color="auto" w:fill="F3F4F6"/>
           </w:tcPr>
           <w:p>
@@ -1058,7 +1132,7 @@
         </w:tc>
         <w:tc>
           <w:tcPr>
-            <w:tcW w:type="dxa" w:w="6626"/>
+            <w:tcW w:type="dxa" w:w="6826"/>
             <w:shd w:val="clear" w:color="auto" w:fill="F3F4F6"/>
           </w:tcPr>
           <w:p>
@@ -1070,7 +1144,7 @@
                 <w:rFonts w:ascii="Arial" w:hAnsi="Arial"/>
                 <w:sz w:val="20"/>
               </w:rPr>
-              <w:t>EF Core DbContext (query filters, DbCommandInterceptor), Azure Blob Storage client, Azure Communication Services Email client, QuestPDF certificate generation.</w:t>
+              <w:t>EF Core DbContext (query filters, IMaterializationInterceptor), Azure Blob Storage client, Azure Communication Services Email client, QuestPDF certificate generation.</w:t>
             </w:r>
           </w:p>
         </w:tc>
@@ -1078,7 +1152,7 @@
       <w:tr>
         <w:tc>
           <w:tcPr>
-            <w:tcW w:type="dxa" w:w="2400"/>
+            <w:tcW w:type="dxa" w:w="2200"/>
             <w:shd w:val="clear" w:color="auto" w:fill="FFFFFF"/>
           </w:tcPr>
           <w:p>
@@ -1096,7 +1170,7 @@
         </w:tc>
         <w:tc>
           <w:tcPr>
-            <w:tcW w:type="dxa" w:w="6626"/>
+            <w:tcW w:type="dxa" w:w="6826"/>
             <w:shd w:val="clear" w:color="auto" w:fill="FFFFFF"/>
           </w:tcPr>
           <w:p>
@@ -1157,7 +1231,7 @@
       <w:tr>
         <w:tc>
           <w:tcPr>
-            <w:tcW w:type="dxa" w:w="2400"/>
+            <w:tcW w:type="dxa" w:w="2600"/>
             <w:shd w:val="clear" w:color="auto" w:fill="374151"/>
           </w:tcPr>
           <w:p>
@@ -1177,7 +1251,7 @@
         </w:tc>
         <w:tc>
           <w:tcPr>
-            <w:tcW w:type="dxa" w:w="3400"/>
+            <w:tcW w:type="dxa" w:w="3200"/>
             <w:shd w:val="clear" w:color="auto" w:fill="374151"/>
           </w:tcPr>
           <w:p>
@@ -1219,7 +1293,7 @@
       <w:tr>
         <w:tc>
           <w:tcPr>
-            <w:tcW w:type="dxa" w:w="2400"/>
+            <w:tcW w:type="dxa" w:w="2600"/>
             <w:shd w:val="clear" w:color="auto" w:fill="F3F4F6"/>
           </w:tcPr>
           <w:p>
@@ -1237,7 +1311,7 @@
         </w:tc>
         <w:tc>
           <w:tcPr>
-            <w:tcW w:type="dxa" w:w="3400"/>
+            <w:tcW w:type="dxa" w:w="3200"/>
             <w:shd w:val="clear" w:color="auto" w:fill="F3F4F6"/>
           </w:tcPr>
           <w:p>
@@ -1275,7 +1349,7 @@
       <w:tr>
         <w:tc>
           <w:tcPr>
-            <w:tcW w:type="dxa" w:w="2400"/>
+            <w:tcW w:type="dxa" w:w="2600"/>
             <w:shd w:val="clear" w:color="auto" w:fill="FFFFFF"/>
           </w:tcPr>
           <w:p>
@@ -1293,7 +1367,7 @@
         </w:tc>
         <w:tc>
           <w:tcPr>
-            <w:tcW w:type="dxa" w:w="3400"/>
+            <w:tcW w:type="dxa" w:w="3200"/>
             <w:shd w:val="clear" w:color="auto" w:fill="FFFFFF"/>
           </w:tcPr>
           <w:p>
@@ -1331,7 +1405,7 @@
       <w:tr>
         <w:tc>
           <w:tcPr>
-            <w:tcW w:type="dxa" w:w="2400"/>
+            <w:tcW w:type="dxa" w:w="2600"/>
             <w:shd w:val="clear" w:color="auto" w:fill="F3F4F6"/>
           </w:tcPr>
           <w:p>
@@ -1349,7 +1423,7 @@
         </w:tc>
         <w:tc>
           <w:tcPr>
-            <w:tcW w:type="dxa" w:w="3400"/>
+            <w:tcW w:type="dxa" w:w="3200"/>
             <w:shd w:val="clear" w:color="auto" w:fill="F3F4F6"/>
           </w:tcPr>
           <w:p>
@@ -1387,7 +1461,7 @@
       <w:tr>
         <w:tc>
           <w:tcPr>
-            <w:tcW w:type="dxa" w:w="2400"/>
+            <w:tcW w:type="dxa" w:w="2600"/>
             <w:shd w:val="clear" w:color="auto" w:fill="FFFFFF"/>
           </w:tcPr>
           <w:p>
@@ -1405,7 +1479,7 @@
         </w:tc>
         <w:tc>
           <w:tcPr>
-            <w:tcW w:type="dxa" w:w="3400"/>
+            <w:tcW w:type="dxa" w:w="3200"/>
             <w:shd w:val="clear" w:color="auto" w:fill="FFFFFF"/>
           </w:tcPr>
           <w:p>
@@ -1443,7 +1517,7 @@
       <w:tr>
         <w:tc>
           <w:tcPr>
-            <w:tcW w:type="dxa" w:w="2400"/>
+            <w:tcW w:type="dxa" w:w="2600"/>
             <w:shd w:val="clear" w:color="auto" w:fill="F3F4F6"/>
           </w:tcPr>
           <w:p>
@@ -1461,7 +1535,7 @@
         </w:tc>
         <w:tc>
           <w:tcPr>
-            <w:tcW w:type="dxa" w:w="3400"/>
+            <w:tcW w:type="dxa" w:w="3200"/>
             <w:shd w:val="clear" w:color="auto" w:fill="F3F4F6"/>
           </w:tcPr>
           <w:p>
@@ -1498,7 +1572,7 @@
       <w:tr>
         <w:tc>
           <w:tcPr>
-            <w:tcW w:type="dxa" w:w="2400"/>
+            <w:tcW w:type="dxa" w:w="2600"/>
             <w:shd w:val="clear" w:color="auto" w:fill="FFFFFF"/>
           </w:tcPr>
           <w:p>
@@ -1516,7 +1590,7 @@
         </w:tc>
         <w:tc>
           <w:tcPr>
-            <w:tcW w:type="dxa" w:w="3400"/>
+            <w:tcW w:type="dxa" w:w="3200"/>
             <w:shd w:val="clear" w:color="auto" w:fill="FFFFFF"/>
           </w:tcPr>
           <w:p>
@@ -1554,7 +1628,7 @@
       <w:tr>
         <w:tc>
           <w:tcPr>
-            <w:tcW w:type="dxa" w:w="2400"/>
+            <w:tcW w:type="dxa" w:w="2600"/>
             <w:shd w:val="clear" w:color="auto" w:fill="F3F4F6"/>
           </w:tcPr>
           <w:p>
@@ -1572,7 +1646,7 @@
         </w:tc>
         <w:tc>
           <w:tcPr>
-            <w:tcW w:type="dxa" w:w="3400"/>
+            <w:tcW w:type="dxa" w:w="3200"/>
             <w:shd w:val="clear" w:color="auto" w:fill="F3F4F6"/>
           </w:tcPr>
           <w:p>
@@ -1610,7 +1684,7 @@
       <w:tr>
         <w:tc>
           <w:tcPr>
-            <w:tcW w:type="dxa" w:w="2400"/>
+            <w:tcW w:type="dxa" w:w="2600"/>
             <w:shd w:val="clear" w:color="auto" w:fill="FFFFFF"/>
           </w:tcPr>
           <w:p>
@@ -1628,7 +1702,7 @@
         </w:tc>
         <w:tc>
           <w:tcPr>
-            <w:tcW w:type="dxa" w:w="3400"/>
+            <w:tcW w:type="dxa" w:w="3200"/>
             <w:shd w:val="clear" w:color="auto" w:fill="FFFFFF"/>
           </w:tcPr>
           <w:p>
@@ -1666,7 +1740,7 @@
       <w:tr>
         <w:tc>
           <w:tcPr>
-            <w:tcW w:type="dxa" w:w="2400"/>
+            <w:tcW w:type="dxa" w:w="2600"/>
             <w:shd w:val="clear" w:color="auto" w:fill="F3F4F6"/>
           </w:tcPr>
           <w:p>
@@ -1684,7 +1758,7 @@
         </w:tc>
         <w:tc>
           <w:tcPr>
-            <w:tcW w:type="dxa" w:w="3400"/>
+            <w:tcW w:type="dxa" w:w="3200"/>
             <w:shd w:val="clear" w:color="auto" w:fill="F3F4F6"/>
           </w:tcPr>
           <w:p>
@@ -1722,7 +1796,7 @@
       <w:tr>
         <w:tc>
           <w:tcPr>
-            <w:tcW w:type="dxa" w:w="2400"/>
+            <w:tcW w:type="dxa" w:w="2600"/>
             <w:shd w:val="clear" w:color="auto" w:fill="FFFFFF"/>
           </w:tcPr>
           <w:p>
@@ -1740,7 +1814,7 @@
         </w:tc>
         <w:tc>
           <w:tcPr>
-            <w:tcW w:type="dxa" w:w="3400"/>
+            <w:tcW w:type="dxa" w:w="3200"/>
             <w:shd w:val="clear" w:color="auto" w:fill="FFFFFF"/>
           </w:tcPr>
           <w:p>
@@ -1778,7 +1852,7 @@
       <w:tr>
         <w:tc>
           <w:tcPr>
-            <w:tcW w:type="dxa" w:w="2400"/>
+            <w:tcW w:type="dxa" w:w="2600"/>
             <w:shd w:val="clear" w:color="auto" w:fill="F3F4F6"/>
           </w:tcPr>
           <w:p>
@@ -1796,7 +1870,7 @@
         </w:tc>
         <w:tc>
           <w:tcPr>
-            <w:tcW w:type="dxa" w:w="3400"/>
+            <w:tcW w:type="dxa" w:w="3200"/>
             <w:shd w:val="clear" w:color="auto" w:fill="F3F4F6"/>
           </w:tcPr>
           <w:p>
@@ -1834,7 +1908,7 @@
       <w:tr>
         <w:tc>
           <w:tcPr>
-            <w:tcW w:type="dxa" w:w="2400"/>
+            <w:tcW w:type="dxa" w:w="2600"/>
             <w:shd w:val="clear" w:color="auto" w:fill="FFFFFF"/>
           </w:tcPr>
           <w:p>
@@ -1852,7 +1926,7 @@
         </w:tc>
         <w:tc>
           <w:tcPr>
-            <w:tcW w:type="dxa" w:w="3400"/>
+            <w:tcW w:type="dxa" w:w="3200"/>
             <w:shd w:val="clear" w:color="auto" w:fill="FFFFFF"/>
           </w:tcPr>
           <w:p>
@@ -1890,7 +1964,7 @@
       <w:tr>
         <w:tc>
           <w:tcPr>
-            <w:tcW w:type="dxa" w:w="2400"/>
+            <w:tcW w:type="dxa" w:w="2600"/>
             <w:shd w:val="clear" w:color="auto" w:fill="F3F4F6"/>
           </w:tcPr>
           <w:p>
@@ -1902,13 +1976,13 @@
                 <w:rFonts w:ascii="Arial" w:hAnsi="Arial"/>
                 <w:sz w:val="20"/>
               </w:rPr>
-              <w:t>ConsentSensitiveDetails (new — split out from ConsentRecord at second design review)</w:t>
+              <w:t>ConsentSensitiveDetails (split out from ConsentRecord at second design review)</w:t>
             </w:r>
           </w:p>
         </w:tc>
         <w:tc>
           <w:tcPr>
-            <w:tcW w:type="dxa" w:w="3400"/>
+            <w:tcW w:type="dxa" w:w="3200"/>
             <w:shd w:val="clear" w:color="auto" w:fill="F3F4F6"/>
           </w:tcPr>
           <w:p>
@@ -1946,7 +2020,7 @@
       <w:tr>
         <w:tc>
           <w:tcPr>
-            <w:tcW w:type="dxa" w:w="2400"/>
+            <w:tcW w:type="dxa" w:w="2600"/>
             <w:shd w:val="clear" w:color="auto" w:fill="FFFFFF"/>
           </w:tcPr>
           <w:p>
@@ -1964,7 +2038,7 @@
         </w:tc>
         <w:tc>
           <w:tcPr>
-            <w:tcW w:type="dxa" w:w="3400"/>
+            <w:tcW w:type="dxa" w:w="3200"/>
             <w:shd w:val="clear" w:color="auto" w:fill="FFFFFF"/>
           </w:tcPr>
           <w:p>
@@ -2002,7 +2076,7 @@
       <w:tr>
         <w:tc>
           <w:tcPr>
-            <w:tcW w:type="dxa" w:w="2400"/>
+            <w:tcW w:type="dxa" w:w="2600"/>
             <w:shd w:val="clear" w:color="auto" w:fill="F3F4F6"/>
           </w:tcPr>
           <w:p>
@@ -2020,7 +2094,7 @@
         </w:tc>
         <w:tc>
           <w:tcPr>
-            <w:tcW w:type="dxa" w:w="3400"/>
+            <w:tcW w:type="dxa" w:w="3200"/>
             <w:shd w:val="clear" w:color="auto" w:fill="F3F4F6"/>
           </w:tcPr>
           <w:p>
@@ -2058,7 +2132,7 @@
       <w:tr>
         <w:tc>
           <w:tcPr>
-            <w:tcW w:type="dxa" w:w="2400"/>
+            <w:tcW w:type="dxa" w:w="2600"/>
             <w:shd w:val="clear" w:color="auto" w:fill="FFFFFF"/>
           </w:tcPr>
           <w:p>
@@ -2076,7 +2150,7 @@
         </w:tc>
         <w:tc>
           <w:tcPr>
-            <w:tcW w:type="dxa" w:w="3400"/>
+            <w:tcW w:type="dxa" w:w="3200"/>
             <w:shd w:val="clear" w:color="auto" w:fill="FFFFFF"/>
           </w:tcPr>
           <w:p>
@@ -2114,7 +2188,7 @@
       <w:tr>
         <w:tc>
           <w:tcPr>
-            <w:tcW w:type="dxa" w:w="2400"/>
+            <w:tcW w:type="dxa" w:w="2600"/>
             <w:shd w:val="clear" w:color="auto" w:fill="F3F4F6"/>
           </w:tcPr>
           <w:p>
@@ -2132,7 +2206,7 @@
         </w:tc>
         <w:tc>
           <w:tcPr>
-            <w:tcW w:type="dxa" w:w="3400"/>
+            <w:tcW w:type="dxa" w:w="3200"/>
             <w:shd w:val="clear" w:color="auto" w:fill="F3F4F6"/>
           </w:tcPr>
           <w:p>
@@ -2162,7 +2236,7 @@
                 <w:rFonts w:ascii="Arial" w:hAnsi="Arial"/>
                 <w:sz w:val="20"/>
               </w:rPr>
-              <w:t>Audit trail of reads, not just writes, of safeguarding data. Written by a DbCommandInterceptor on every read of the two restricted tables. Write-once; UPDATE/DELETE denied at the database permission level, not just an application convention. Retained 6 years, independent of the referenced record's own retention.</w:t>
+              <w:t>Audit trail of reads, not just writes, of safeguarding data. Written by an IMaterializationInterceptor on every read of the two restricted tables — chosen over a raw-SQL DbCommandInterceptor (corrected at third design review) because it gives direct typed access to the materialized entity's ID, correctly once per row even across EF's compiled-query cache. Write-once; UPDATE/DELETE denied at the database permission level, not just an application convention. Retained 6 years, independent of the referenced record's own retention.</w:t>
             </w:r>
           </w:p>
         </w:tc>
@@ -2184,7 +2258,7 @@
           <w:i w:val="0"/>
           <w:sz w:val="22"/>
         </w:rPr>
-        <w:t>Relationships (summary): Rank 1:N Lesson, 1:N RankBadge. Lesson 1:N LessonChangeProposal, 1:N StudentLessonCompletion. Student 1:N StudentLessonCompletion, 1:N StudentRankProgress, 1:N StudentBadge, 1:N ConsentRecord; N:N ParentGuardian via StudentGuardianLink. ConsentRecord 1:1 ConsentSensitiveDetails (the entity split, new this render). StudentLessonCompletion 1:1 Certificate (nullable until generated). AppUser 1:N UserRole; referenced by Student.AssignedTeacherUserId, LessonChangeProposal.ProposedByUserId/ApproverUserId, StudentLessonCompletion.CompletedByUserId, ConsentRecord.ApprovedByUserId, DbsCheck.TeacherUserId.</w:t>
+        <w:t>Relationships (summary): Rank 1:N Lesson, 1:N RankBadge. Lesson 1:N LessonChangeProposal, 1:N StudentLessonCompletion. Student 1:N StudentLessonCompletion, 1:N StudentRankProgress, 1:N StudentBadge, 1:N ConsentRecord; N:N ParentGuardian via StudentGuardianLink. ConsentRecord 1:1 ConsentSensitiveDetails (the entity split). StudentLessonCompletion 1:1 Certificate (nullable until generated). AppUser 1:N UserRole; referenced by Student.AssignedTeacherUserId, LessonChangeProposal.ProposedByUserId/ApproverUserId, StudentLessonCompletion.CompletedByUserId, ConsentRecord.ApprovedByUserId, DbsCheck.TeacherUserId.</w:t>
       </w:r>
     </w:p>
     <w:p>
@@ -2507,7 +2581,7 @@
           <w:i w:val="0"/>
           <w:sz w:val="22"/>
         </w:rPr>
-        <w:t>Read-audit logging: every read of DbsCheck or ConsentSensitiveDetails is written to SensitiveDataAccessLog. Write mechanism (named at second design review): a DbCommandInterceptor registered globally on the DbContext, which inspects executed commands against the two restricted tables and writes the audit row after successful execution, using the ambient current-user context — structural, applying to every query path regardless of call site, not a per-repository convention that can be forgotten. Tamper protection (added at second design review): SensitiveDataAccessLog has UPDATE/DELETE denied at the database permission level (SQL Server DENY on the application's database principal), not just an application-level 'append-only' convention. Retention (added at second design review): 6 years, independent of the referenced record's own retention period, matching the longer DBS retention bar.</w:t>
+        <w:t>Read-audit logging: every read of DbsCheck or ConsentSensitiveDetails is written to SensitiveDataAccessLog. Write mechanism (corrected at third design review): an IMaterializationInterceptor registered on the DbContext. Its InitializedInstance hook fires once per entity instance EF materializes from a query result, giving direct typed access to the entity (entity is DbsCheck dbs → log dbs.Id) — no SQL text-matching, no manual DbDataReader handling, and it fires correctly per row even across EF's compiled-query cache. A prior version of this design named DbCommandInterceptor instead: it operates on raw ADO.NET commands/CommandText and a forward-only DbDataReader, with no direct route to a typed EntityId without fragile SQL text-matching or reader-handling that risked conflicting with EF's own materialization — that mechanism is now rejected and recorded only as a superseded alternative (ADR-0004). Because IMaterializationInterceptor is registered as a singleton shared across DbContext instances, the current-user context is resolved per-call via the materialization context's service provider, not cached on the interceptor. Tamper protection (added at second design review): SensitiveDataAccessLog has UPDATE/DELETE denied at the database permission level (SQL Server DENY on the application's database principal), not just an application-level 'append-only' convention. Retention (added at second design review): 6 years, independent of the referenced record's own retention period, matching the longer DBS retention bar.</w:t>
       </w:r>
     </w:p>
     <w:p>
@@ -2751,7 +2825,7 @@
           <w:rFonts w:ascii="Arial" w:hAnsi="Arial"/>
           <w:sz w:val="22"/>
         </w:rPr>
-        <w:t>Confirm the ConsentRecord/ConsentSensitiveDetails split + EF Core global query filter + DbCommandInterceptor design (ADR-0004) against the OWASP ASVS 5.0 access-control and logging chapters during implementation, via TC-007/TC-008/TC-011/TC-014.</w:t>
+        <w:t>Confirm the ConsentRecord/ConsentSensitiveDetails split + EF Core global query filter + IMaterializationInterceptor design (ADR-0004) against the OWASP ASVS 5.0 access-control and logging chapters during implementation, via TC-007/TC-008/TC-011/TC-014.</w:t>
       </w:r>
     </w:p>
     <w:p>
@@ -2765,7 +2839,7 @@
           <w:i w:val="0"/>
           <w:sz w:val="22"/>
         </w:rPr>
-        <w:t>Resolved at design review (two passes — the first pass's masking mechanism was itself corrected at the second pass, ADR-0004): retention periods (3 years student, 6 years DBS, 6 years audit log), role/PII visibility boundaries, guardian-link verification + evidentiary basis, read-audit logging with a named write mechanism and tamper protection, whole-entity restriction via the ConsentRecord/ConsentSensitiveDetails split, and hard-delete-vs-anonymisation — all confirmed above and in VLMS-SDA section 9.</w:t>
+        <w:t>Resolved at design review (three passes — the first pass's masking mechanism was corrected at the second pass, and the second pass's audit-write mechanism was itself corrected at the third pass, ADR-0004): retention periods (3 years student, 6 years DBS, 6 years audit log), role/PII visibility boundaries, guardian-link verification + evidentiary basis, read-audit logging with a named write mechanism and tamper protection, whole-entity restriction via the ConsentRecord/ConsentSensitiveDetails split, and hard-delete-vs-anonymisation — all confirmed above and in VLMS-SDA section 9.</w:t>
       </w:r>
     </w:p>
     <w:sectPr>
